--- a/Case Code Activity Classes/HR/Job Description/Job_Description_Template.docx
+++ b/Case Code Activity Classes/HR/Job Description/Job_Description_Template.docx
@@ -18,23 +18,24 @@
     <w:tbl>
       <w:tblPr>
         <w:tblStyle w:val="TableGrid"/>
-        <w:tblW w:w="0" w:type="auto"/>
+        <w:tblW w:w="10796" w:type="dxa"/>
         <w:jc w:val="center"/>
         <w:tblLook w:val="04A0" w:firstRow="1" w:lastRow="0" w:firstColumn="1" w:lastColumn="0" w:noHBand="0" w:noVBand="1"/>
       </w:tblPr>
       <w:tblGrid>
-        <w:gridCol w:w="2052"/>
-        <w:gridCol w:w="3042"/>
-        <w:gridCol w:w="2157"/>
-        <w:gridCol w:w="3333"/>
+        <w:gridCol w:w="2093"/>
+        <w:gridCol w:w="3103"/>
+        <w:gridCol w:w="2200"/>
+        <w:gridCol w:w="3400"/>
       </w:tblGrid>
       <w:tr>
         <w:trPr>
+          <w:trHeight w:val="401"/>
           <w:jc w:val="center"/>
         </w:trPr>
         <w:tc>
           <w:tcPr>
-            <w:tcW w:w="2052" w:type="dxa"/>
+            <w:tcW w:w="2093" w:type="dxa"/>
             <w:shd w:val="clear" w:color="auto" w:fill="F2F2F2"/>
             <w:vAlign w:val="center"/>
           </w:tcPr>
@@ -49,7 +50,7 @@
         </w:tc>
         <w:tc>
           <w:tcPr>
-            <w:tcW w:w="3042" w:type="dxa"/>
+            <w:tcW w:w="3103" w:type="dxa"/>
             <w:shd w:val="clear" w:color="auto" w:fill="F2F2F2"/>
           </w:tcPr>
           <w:p>
@@ -79,7 +80,7 @@
         </w:tc>
         <w:tc>
           <w:tcPr>
-            <w:tcW w:w="2157" w:type="dxa"/>
+            <w:tcW w:w="2200" w:type="dxa"/>
             <w:shd w:val="clear" w:color="auto" w:fill="F2F2F2"/>
             <w:vAlign w:val="center"/>
           </w:tcPr>
@@ -94,7 +95,7 @@
         </w:tc>
         <w:tc>
           <w:tcPr>
-            <w:tcW w:w="3333" w:type="dxa"/>
+            <w:tcW w:w="3400" w:type="dxa"/>
             <w:shd w:val="clear" w:color="auto" w:fill="F2F2F2"/>
           </w:tcPr>
           <w:p>
@@ -125,14 +126,113 @@
       </w:tr>
       <w:tr>
         <w:trPr>
+          <w:trHeight w:val="401"/>
           <w:jc w:val="center"/>
         </w:trPr>
         <w:tc>
           <w:tcPr>
-            <w:tcW w:w="2052" w:type="dxa"/>
+            <w:tcW w:w="2093" w:type="dxa"/>
             <w:vAlign w:val="center"/>
           </w:tcPr>
           <w:p>
+            <w:r>
+              <w:rPr>
+                <w:b/>
+              </w:rPr>
+              <w:t>Report</w:t>
+            </w:r>
+            <w:r>
+              <w:rPr>
+                <w:b/>
+              </w:rPr>
+              <w:t xml:space="preserve"> to CEO:</w:t>
+            </w:r>
+          </w:p>
+        </w:tc>
+        <w:tc>
+          <w:tcPr>
+            <w:tcW w:w="3103" w:type="dxa"/>
+          </w:tcPr>
+          <w:p>
+            <w:bookmarkStart w:id="2" w:name="isDirectReporteeToCEO"/>
+            <w:r>
+              <w:rPr>
+                <w:color w:val="1F4E79"/>
+              </w:rPr>
+              <w:t>«</w:t>
+            </w:r>
+            <w:proofErr w:type="spellStart"/>
+            <w:r>
+              <w:rPr>
+                <w:color w:val="1F4E79"/>
+              </w:rPr>
+              <w:t>isDirectReporteeToCEO</w:t>
+            </w:r>
+            <w:proofErr w:type="spellEnd"/>
+            <w:r>
+              <w:rPr>
+                <w:color w:val="1F4E79"/>
+              </w:rPr>
+              <w:t>»</w:t>
+            </w:r>
+            <w:bookmarkEnd w:id="2"/>
+          </w:p>
+        </w:tc>
+        <w:tc>
+          <w:tcPr>
+            <w:tcW w:w="2200" w:type="dxa"/>
+            <w:vAlign w:val="center"/>
+          </w:tcPr>
+          <w:p>
+            <w:r>
+              <w:rPr>
+                <w:b/>
+              </w:rPr>
+              <w:t>Department:</w:t>
+            </w:r>
+          </w:p>
+        </w:tc>
+        <w:tc>
+          <w:tcPr>
+            <w:tcW w:w="3400" w:type="dxa"/>
+          </w:tcPr>
+          <w:p>
+            <w:bookmarkStart w:id="3" w:name="departmentText"/>
+            <w:r>
+              <w:rPr>
+                <w:color w:val="1F4E79"/>
+              </w:rPr>
+              <w:t>«department»</w:t>
+            </w:r>
+            <w:bookmarkEnd w:id="3"/>
+          </w:p>
+        </w:tc>
+      </w:tr>
+      <w:tr>
+        <w:trPr>
+          <w:trHeight w:val="401"/>
+          <w:jc w:val="center"/>
+        </w:trPr>
+        <w:tc>
+          <w:tcPr>
+            <w:tcW w:w="2093" w:type="dxa"/>
+            <w:vAlign w:val="center"/>
+          </w:tcPr>
+          <w:p>
+            <w:r>
+              <w:rPr>
+                <w:b/>
+                <w:bCs/>
+              </w:rPr>
+              <w:t>Job</w:t>
+            </w:r>
+            <w:r>
+              <w:rPr>
+                <w:b/>
+                <w:bCs/>
+              </w:rPr>
+              <w:t xml:space="preserve"> </w:t>
+            </w:r>
             <w:r>
               <w:rPr>
                 <w:b/>
@@ -143,10 +243,10 @@
         </w:tc>
         <w:tc>
           <w:tcPr>
-            <w:tcW w:w="3042" w:type="dxa"/>
+            <w:tcW w:w="3103" w:type="dxa"/>
           </w:tcPr>
           <w:p>
-            <w:bookmarkStart w:id="2" w:name="jobTitle"/>
+            <w:bookmarkStart w:id="4" w:name="jobTitleText"/>
             <w:r>
               <w:rPr>
                 <w:color w:val="1F4E79"/>
@@ -167,95 +267,12 @@
               </w:rPr>
               <w:t>»</w:t>
             </w:r>
-            <w:bookmarkEnd w:id="2"/>
-          </w:p>
-        </w:tc>
-        <w:tc>
-          <w:tcPr>
-            <w:tcW w:w="2157" w:type="dxa"/>
-            <w:vAlign w:val="center"/>
-          </w:tcPr>
-          <w:p>
-            <w:r>
-              <w:rPr>
-                <w:b/>
-              </w:rPr>
-              <w:t>Job Code:</w:t>
-            </w:r>
-          </w:p>
-        </w:tc>
-        <w:tc>
-          <w:tcPr>
-            <w:tcW w:w="3333" w:type="dxa"/>
-          </w:tcPr>
-          <w:p>
-            <w:bookmarkStart w:id="3" w:name="jobCode"/>
-            <w:r>
-              <w:rPr>
-                <w:color w:val="1F4E79"/>
-              </w:rPr>
-              <w:t>«</w:t>
-            </w:r>
-            <w:proofErr w:type="spellStart"/>
-            <w:r>
-              <w:rPr>
-                <w:color w:val="1F4E79"/>
-              </w:rPr>
-              <w:t>jobCode</w:t>
-            </w:r>
-            <w:proofErr w:type="spellEnd"/>
-            <w:r>
-              <w:rPr>
-                <w:color w:val="1F4E79"/>
-              </w:rPr>
-              <w:t>»</w:t>
-            </w:r>
-            <w:bookmarkEnd w:id="3"/>
-          </w:p>
-        </w:tc>
-      </w:tr>
-      <w:tr>
-        <w:trPr>
-          <w:jc w:val="center"/>
-        </w:trPr>
-        <w:tc>
-          <w:tcPr>
-            <w:tcW w:w="2052" w:type="dxa"/>
-            <w:vAlign w:val="center"/>
-          </w:tcPr>
-          <w:p>
-            <w:r>
-              <w:rPr>
-                <w:b/>
-              </w:rPr>
-              <w:t>De</w:t>
-            </w:r>
-            <w:r>
-              <w:rPr>
-                <w:b/>
-              </w:rPr>
-              <w:t>partment:</w:t>
-            </w:r>
-          </w:p>
-        </w:tc>
-        <w:tc>
-          <w:tcPr>
-            <w:tcW w:w="3042" w:type="dxa"/>
-          </w:tcPr>
-          <w:p>
-            <w:bookmarkStart w:id="4" w:name="department"/>
-            <w:r>
-              <w:rPr>
-                <w:color w:val="1F4E79"/>
-              </w:rPr>
-              <w:t>«department»</w:t>
-            </w:r>
             <w:bookmarkEnd w:id="4"/>
           </w:p>
         </w:tc>
         <w:tc>
           <w:tcPr>
-            <w:tcW w:w="2157" w:type="dxa"/>
+            <w:tcW w:w="2200" w:type="dxa"/>
             <w:vAlign w:val="center"/>
           </w:tcPr>
           <w:p>
@@ -269,10 +286,10 @@
         </w:tc>
         <w:tc>
           <w:tcPr>
-            <w:tcW w:w="3333" w:type="dxa"/>
+            <w:tcW w:w="3400" w:type="dxa"/>
           </w:tcPr>
           <w:p>
-            <w:bookmarkStart w:id="5" w:name="reportingTo"/>
+            <w:bookmarkStart w:id="5" w:name="reportingToText"/>
             <w:r>
               <w:rPr>
                 <w:color w:val="1F4E79"/>
@@ -299,11 +316,12 @@
       </w:tr>
       <w:tr>
         <w:trPr>
+          <w:trHeight w:val="401"/>
           <w:jc w:val="center"/>
         </w:trPr>
         <w:tc>
           <w:tcPr>
-            <w:tcW w:w="2052" w:type="dxa"/>
+            <w:tcW w:w="2093" w:type="dxa"/>
             <w:vAlign w:val="center"/>
           </w:tcPr>
           <w:p>
@@ -317,7 +335,7 @@
         </w:tc>
         <w:tc>
           <w:tcPr>
-            <w:tcW w:w="3042" w:type="dxa"/>
+            <w:tcW w:w="3103" w:type="dxa"/>
           </w:tcPr>
           <w:p>
             <w:bookmarkStart w:id="6" w:name="gradeLevel"/>
@@ -346,7 +364,7 @@
         </w:tc>
         <w:tc>
           <w:tcPr>
-            <w:tcW w:w="2157" w:type="dxa"/>
+            <w:tcW w:w="2200" w:type="dxa"/>
             <w:vAlign w:val="center"/>
           </w:tcPr>
           <w:p>
@@ -354,30 +372,16 @@
               <w:rPr>
                 <w:b/>
               </w:rPr>
-              <w:t xml:space="preserve">Direct </w:t>
-            </w:r>
-            <w:proofErr w:type="spellStart"/>
-            <w:r>
-              <w:rPr>
-                <w:b/>
-              </w:rPr>
-              <w:t>Reportee</w:t>
-            </w:r>
-            <w:proofErr w:type="spellEnd"/>
-            <w:r>
-              <w:rPr>
-                <w:b/>
-              </w:rPr>
-              <w:t xml:space="preserve"> to CEO:</w:t>
+              <w:t>Job Code:</w:t>
             </w:r>
           </w:p>
         </w:tc>
         <w:tc>
           <w:tcPr>
-            <w:tcW w:w="3333" w:type="dxa"/>
+            <w:tcW w:w="3400" w:type="dxa"/>
           </w:tcPr>
           <w:p>
-            <w:bookmarkStart w:id="7" w:name="isDirectReporteeToCEO"/>
+            <w:bookmarkStart w:id="7" w:name="jobCode"/>
             <w:r>
               <w:rPr>
                 <w:color w:val="1F4E79"/>
@@ -389,7 +393,7 @@
               <w:rPr>
                 <w:color w:val="1F4E79"/>
               </w:rPr>
-              <w:t>isDirectReporteeToCEO</w:t>
+              <w:t>jobCode</w:t>
             </w:r>
             <w:proofErr w:type="spellEnd"/>
             <w:r>
@@ -403,6 +407,16 @@
         </w:tc>
       </w:tr>
     </w:tbl>
+    <w:p>
+      <w:pPr>
+        <w:spacing w:before="200" w:after="80"/>
+        <w:rPr>
+          <w:b/>
+          <w:color w:val="006666"/>
+          <w:sz w:val="22"/>
+        </w:rPr>
+      </w:pPr>
+    </w:p>
     <w:p>
       <w:pPr>
         <w:spacing w:before="200" w:after="80"/>
@@ -491,33 +505,58 @@
           </w:tcPr>
           <w:p>
             <w:pPr>
-              <w:spacing w:before="200" w:after="80"/>
               <w:rPr>
                 <w:color w:val="1F4E79"/>
               </w:rPr>
             </w:pPr>
-            <w:bookmarkStart w:id="9" w:name="responsibilitiesFormatted"/>
+          </w:p>
+          <w:p>
+            <w:pPr>
+              <w:rPr>
+                <w:color w:val="1F4E79"/>
+              </w:rPr>
+            </w:pPr>
+            <w:bookmarkStart w:id="9" w:name="responsibilities"/>
             <w:r>
               <w:rPr>
                 <w:color w:val="1F4E79"/>
               </w:rPr>
               <w:t>«</w:t>
             </w:r>
-            <w:proofErr w:type="spellStart"/>
             <w:r>
               <w:rPr>
                 <w:color w:val="1F4E79"/>
               </w:rPr>
-              <w:t>responsibilitiesFormatted</w:t>
+              <w:t>responsibilities</w:t>
             </w:r>
-            <w:proofErr w:type="spellEnd"/>
             <w:r>
               <w:rPr>
                 <w:color w:val="1F4E79"/>
               </w:rPr>
               <w:t>»</w:t>
             </w:r>
-            <w:bookmarkEnd w:id="9"/>
+          </w:p>
+          <w:bookmarkEnd w:id="9"/>
+          <w:p>
+            <w:pPr>
+              <w:rPr>
+                <w:color w:val="1F4E79"/>
+              </w:rPr>
+            </w:pPr>
+          </w:p>
+          <w:p>
+            <w:pPr>
+              <w:rPr>
+                <w:color w:val="1F4E79"/>
+              </w:rPr>
+            </w:pPr>
+          </w:p>
+          <w:p>
+            <w:pPr>
+              <w:rPr>
+                <w:color w:val="1F4E79"/>
+              </w:rPr>
+            </w:pPr>
           </w:p>
           <w:p>
             <w:pPr>
@@ -817,7 +856,7 @@
             <w:tcW w:w="8352" w:type="dxa"/>
           </w:tcPr>
           <w:p>
-            <w:bookmarkStart w:id="13" w:name="education"/>
+            <w:bookmarkStart w:id="13" w:name="educationText"/>
             <w:r>
               <w:rPr>
                 <w:color w:val="1F4E79"/>

--- a/Case Code Activity Classes/HR/Job Description/Job_Description_Template.docx
+++ b/Case Code Activity Classes/HR/Job Description/Job_Description_Template.docx
@@ -338,7 +338,7 @@
             <w:tcW w:w="3103" w:type="dxa"/>
           </w:tcPr>
           <w:p>
-            <w:bookmarkStart w:id="6" w:name="gradeLevel"/>
+            <w:bookmarkStart w:id="6" w:name="gradeLevelText"/>
             <w:r>
               <w:rPr>
                 <w:color w:val="1F4E79"/>
@@ -381,7 +381,7 @@
             <w:tcW w:w="3400" w:type="dxa"/>
           </w:tcPr>
           <w:p>
-            <w:bookmarkStart w:id="7" w:name="jobCode"/>
+            <w:bookmarkStart w:id="7" w:name="jobCodeText"/>
             <w:r>
               <w:rPr>
                 <w:color w:val="1F4E79"/>

--- a/Case Code Activity Classes/HR/Job Description/Job_Description_Template.docx
+++ b/Case Code Activity Classes/HR/Job Description/Job_Description_Template.docx
@@ -5,11 +5,14 @@
     <w:p>
       <w:pPr>
         <w:jc w:val="center"/>
+        <w:rPr>
+          <w:rFonts w:asciiTheme="majorHAnsi" w:hAnsiTheme="majorHAnsi" w:cstheme="majorHAnsi"/>
+        </w:rPr>
       </w:pPr>
       <w:r>
         <w:rPr>
+          <w:rFonts w:asciiTheme="majorHAnsi" w:hAnsiTheme="majorHAnsi" w:cstheme="majorHAnsi"/>
           <w:b/>
-          <w:color w:val="006666"/>
           <w:sz w:val="32"/>
         </w:rPr>
         <w:t>JOB DESCRIPTION</w:t>
@@ -40,8 +43,14 @@
             <w:vAlign w:val="center"/>
           </w:tcPr>
           <w:p>
+            <w:pPr>
+              <w:rPr>
+                <w:rFonts w:asciiTheme="majorHAnsi" w:hAnsiTheme="majorHAnsi" w:cstheme="majorHAnsi"/>
+              </w:rPr>
+            </w:pPr>
             <w:r>
               <w:rPr>
+                <w:rFonts w:asciiTheme="majorHAnsi" w:hAnsiTheme="majorHAnsi" w:cstheme="majorHAnsi"/>
                 <w:b/>
               </w:rPr>
               <w:t>Issue Number:</w:t>
@@ -54,26 +63,17 @@
             <w:shd w:val="clear" w:color="auto" w:fill="F2F2F2"/>
           </w:tcPr>
           <w:p>
+            <w:pPr>
+              <w:rPr>
+                <w:rFonts w:asciiTheme="majorHAnsi" w:hAnsiTheme="majorHAnsi" w:cstheme="majorHAnsi"/>
+              </w:rPr>
+            </w:pPr>
             <w:bookmarkStart w:id="0" w:name="issueNumber"/>
             <w:r>
               <w:rPr>
-                <w:color w:val="1F4E79"/>
+                <w:rFonts w:asciiTheme="majorHAnsi" w:hAnsiTheme="majorHAnsi" w:cstheme="majorHAnsi"/>
               </w:rPr>
-              <w:t>«</w:t>
-            </w:r>
-            <w:proofErr w:type="spellStart"/>
-            <w:r>
-              <w:rPr>
-                <w:color w:val="1F4E79"/>
-              </w:rPr>
-              <w:t>issueNumber</w:t>
-            </w:r>
-            <w:proofErr w:type="spellEnd"/>
-            <w:r>
-              <w:rPr>
-                <w:color w:val="1F4E79"/>
-              </w:rPr>
-              <w:t>»</w:t>
+              <w:t>«issueNumber»</w:t>
             </w:r>
             <w:bookmarkEnd w:id="0"/>
           </w:p>
@@ -85,8 +85,14 @@
             <w:vAlign w:val="center"/>
           </w:tcPr>
           <w:p>
+            <w:pPr>
+              <w:rPr>
+                <w:rFonts w:asciiTheme="majorHAnsi" w:hAnsiTheme="majorHAnsi" w:cstheme="majorHAnsi"/>
+              </w:rPr>
+            </w:pPr>
             <w:r>
               <w:rPr>
+                <w:rFonts w:asciiTheme="majorHAnsi" w:hAnsiTheme="majorHAnsi" w:cstheme="majorHAnsi"/>
                 <w:b/>
               </w:rPr>
               <w:t>Issue Date:</w:t>
@@ -99,26 +105,17 @@
             <w:shd w:val="clear" w:color="auto" w:fill="F2F2F2"/>
           </w:tcPr>
           <w:p>
+            <w:pPr>
+              <w:rPr>
+                <w:rFonts w:asciiTheme="majorHAnsi" w:hAnsiTheme="majorHAnsi" w:cstheme="majorHAnsi"/>
+              </w:rPr>
+            </w:pPr>
             <w:bookmarkStart w:id="1" w:name="issueDate"/>
             <w:r>
               <w:rPr>
-                <w:color w:val="1F4E79"/>
+                <w:rFonts w:asciiTheme="majorHAnsi" w:hAnsiTheme="majorHAnsi" w:cstheme="majorHAnsi"/>
               </w:rPr>
-              <w:t>«</w:t>
-            </w:r>
-            <w:proofErr w:type="spellStart"/>
-            <w:r>
-              <w:rPr>
-                <w:color w:val="1F4E79"/>
-              </w:rPr>
-              <w:t>issueDate</w:t>
-            </w:r>
-            <w:proofErr w:type="spellEnd"/>
-            <w:r>
-              <w:rPr>
-                <w:color w:val="1F4E79"/>
-              </w:rPr>
-              <w:t>»</w:t>
+              <w:t>«issueDate»</w:t>
             </w:r>
             <w:bookmarkEnd w:id="1"/>
           </w:p>
@@ -135,14 +132,21 @@
             <w:vAlign w:val="center"/>
           </w:tcPr>
           <w:p>
+            <w:pPr>
+              <w:rPr>
+                <w:rFonts w:asciiTheme="majorHAnsi" w:hAnsiTheme="majorHAnsi" w:cstheme="majorHAnsi"/>
+              </w:rPr>
+            </w:pPr>
             <w:r>
               <w:rPr>
+                <w:rFonts w:asciiTheme="majorHAnsi" w:hAnsiTheme="majorHAnsi" w:cstheme="majorHAnsi"/>
                 <w:b/>
               </w:rPr>
               <w:t>Report</w:t>
             </w:r>
             <w:r>
               <w:rPr>
+                <w:rFonts w:asciiTheme="majorHAnsi" w:hAnsiTheme="majorHAnsi" w:cstheme="majorHAnsi"/>
                 <w:b/>
               </w:rPr>
               <w:t xml:space="preserve"> to CEO:</w:t>
@@ -154,28 +158,25 @@
             <w:tcW w:w="3103" w:type="dxa"/>
           </w:tcPr>
           <w:p>
+            <w:pPr>
+              <w:rPr>
+                <w:rFonts w:asciiTheme="majorHAnsi" w:hAnsiTheme="majorHAnsi" w:cstheme="majorHAnsi"/>
+              </w:rPr>
+            </w:pPr>
             <w:bookmarkStart w:id="2" w:name="isDirectReporteeToCEO"/>
             <w:r>
               <w:rPr>
-                <w:color w:val="1F4E79"/>
+                <w:rFonts w:asciiTheme="majorHAnsi" w:hAnsiTheme="majorHAnsi" w:cstheme="majorHAnsi"/>
               </w:rPr>
-              <w:t>«</w:t>
+              <w:t>«isDirectReporteeToCEO»</w:t>
             </w:r>
-            <w:proofErr w:type="spellStart"/>
+            <w:bookmarkEnd w:id="2"/>
             <w:r>
               <w:rPr>
-                <w:color w:val="1F4E79"/>
+                <w:rFonts w:asciiTheme="majorHAnsi" w:hAnsiTheme="majorHAnsi" w:cstheme="majorHAnsi"/>
               </w:rPr>
-              <w:t>isDirectReporteeToCEO</w:t>
+              <w:t xml:space="preserve"> remove this</w:t>
             </w:r>
-            <w:proofErr w:type="spellEnd"/>
-            <w:r>
-              <w:rPr>
-                <w:color w:val="1F4E79"/>
-              </w:rPr>
-              <w:t>»</w:t>
-            </w:r>
-            <w:bookmarkEnd w:id="2"/>
           </w:p>
         </w:tc>
         <w:tc>
@@ -184,8 +185,14 @@
             <w:vAlign w:val="center"/>
           </w:tcPr>
           <w:p>
+            <w:pPr>
+              <w:rPr>
+                <w:rFonts w:asciiTheme="majorHAnsi" w:hAnsiTheme="majorHAnsi" w:cstheme="majorHAnsi"/>
+              </w:rPr>
+            </w:pPr>
             <w:r>
               <w:rPr>
+                <w:rFonts w:asciiTheme="majorHAnsi" w:hAnsiTheme="majorHAnsi" w:cstheme="majorHAnsi"/>
                 <w:b/>
               </w:rPr>
               <w:t>Department:</w:t>
@@ -197,10 +204,15 @@
             <w:tcW w:w="3400" w:type="dxa"/>
           </w:tcPr>
           <w:p>
+            <w:pPr>
+              <w:rPr>
+                <w:rFonts w:asciiTheme="majorHAnsi" w:hAnsiTheme="majorHAnsi" w:cstheme="majorHAnsi"/>
+              </w:rPr>
+            </w:pPr>
             <w:bookmarkStart w:id="3" w:name="departmentText"/>
             <w:r>
               <w:rPr>
-                <w:color w:val="1F4E79"/>
+                <w:rFonts w:asciiTheme="majorHAnsi" w:hAnsiTheme="majorHAnsi" w:cstheme="majorHAnsi"/>
               </w:rPr>
               <w:t>«department»</w:t>
             </w:r>
@@ -219,22 +231,22 @@
             <w:vAlign w:val="center"/>
           </w:tcPr>
           <w:p>
+            <w:pPr>
+              <w:rPr>
+                <w:rFonts w:asciiTheme="majorHAnsi" w:hAnsiTheme="majorHAnsi" w:cstheme="majorHAnsi"/>
+              </w:rPr>
+            </w:pPr>
             <w:r>
               <w:rPr>
+                <w:rFonts w:asciiTheme="majorHAnsi" w:hAnsiTheme="majorHAnsi" w:cstheme="majorHAnsi"/>
                 <w:b/>
                 <w:bCs/>
               </w:rPr>
-              <w:t>Job</w:t>
+              <w:t xml:space="preserve">Job </w:t>
             </w:r>
             <w:r>
               <w:rPr>
-                <w:b/>
-                <w:bCs/>
-              </w:rPr>
-              <w:t xml:space="preserve"> </w:t>
-            </w:r>
-            <w:r>
-              <w:rPr>
+                <w:rFonts w:asciiTheme="majorHAnsi" w:hAnsiTheme="majorHAnsi" w:cstheme="majorHAnsi"/>
                 <w:b/>
               </w:rPr>
               <w:t>Title:</w:t>
@@ -246,26 +258,17 @@
             <w:tcW w:w="3103" w:type="dxa"/>
           </w:tcPr>
           <w:p>
+            <w:pPr>
+              <w:rPr>
+                <w:rFonts w:asciiTheme="majorHAnsi" w:hAnsiTheme="majorHAnsi" w:cstheme="majorHAnsi"/>
+              </w:rPr>
+            </w:pPr>
             <w:bookmarkStart w:id="4" w:name="jobTitleText"/>
             <w:r>
               <w:rPr>
-                <w:color w:val="1F4E79"/>
+                <w:rFonts w:asciiTheme="majorHAnsi" w:hAnsiTheme="majorHAnsi" w:cstheme="majorHAnsi"/>
               </w:rPr>
-              <w:t>«</w:t>
-            </w:r>
-            <w:proofErr w:type="spellStart"/>
-            <w:r>
-              <w:rPr>
-                <w:color w:val="1F4E79"/>
-              </w:rPr>
-              <w:t>jobTitle</w:t>
-            </w:r>
-            <w:proofErr w:type="spellEnd"/>
-            <w:r>
-              <w:rPr>
-                <w:color w:val="1F4E79"/>
-              </w:rPr>
-              <w:t>»</w:t>
+              <w:t>«jobTitle»</w:t>
             </w:r>
             <w:bookmarkEnd w:id="4"/>
           </w:p>
@@ -276,8 +279,14 @@
             <w:vAlign w:val="center"/>
           </w:tcPr>
           <w:p>
+            <w:pPr>
+              <w:rPr>
+                <w:rFonts w:asciiTheme="majorHAnsi" w:hAnsiTheme="majorHAnsi" w:cstheme="majorHAnsi"/>
+              </w:rPr>
+            </w:pPr>
             <w:r>
               <w:rPr>
+                <w:rFonts w:asciiTheme="majorHAnsi" w:hAnsiTheme="majorHAnsi" w:cstheme="majorHAnsi"/>
                 <w:b/>
               </w:rPr>
               <w:t>Reporting To:</w:t>
@@ -289,26 +298,17 @@
             <w:tcW w:w="3400" w:type="dxa"/>
           </w:tcPr>
           <w:p>
+            <w:pPr>
+              <w:rPr>
+                <w:rFonts w:asciiTheme="majorHAnsi" w:hAnsiTheme="majorHAnsi" w:cstheme="majorHAnsi"/>
+              </w:rPr>
+            </w:pPr>
             <w:bookmarkStart w:id="5" w:name="reportingToText"/>
             <w:r>
               <w:rPr>
-                <w:color w:val="1F4E79"/>
+                <w:rFonts w:asciiTheme="majorHAnsi" w:hAnsiTheme="majorHAnsi" w:cstheme="majorHAnsi"/>
               </w:rPr>
-              <w:t>«</w:t>
-            </w:r>
-            <w:proofErr w:type="spellStart"/>
-            <w:r>
-              <w:rPr>
-                <w:color w:val="1F4E79"/>
-              </w:rPr>
-              <w:t>reportingTo</w:t>
-            </w:r>
-            <w:proofErr w:type="spellEnd"/>
-            <w:r>
-              <w:rPr>
-                <w:color w:val="1F4E79"/>
-              </w:rPr>
-              <w:t>»</w:t>
+              <w:t>«reportingTo»</w:t>
             </w:r>
             <w:bookmarkEnd w:id="5"/>
           </w:p>
@@ -325,8 +325,14 @@
             <w:vAlign w:val="center"/>
           </w:tcPr>
           <w:p>
+            <w:pPr>
+              <w:rPr>
+                <w:rFonts w:asciiTheme="majorHAnsi" w:hAnsiTheme="majorHAnsi" w:cstheme="majorHAnsi"/>
+              </w:rPr>
+            </w:pPr>
             <w:r>
               <w:rPr>
+                <w:rFonts w:asciiTheme="majorHAnsi" w:hAnsiTheme="majorHAnsi" w:cstheme="majorHAnsi"/>
                 <w:b/>
               </w:rPr>
               <w:t>Grade Level:</w:t>
@@ -338,26 +344,17 @@
             <w:tcW w:w="3103" w:type="dxa"/>
           </w:tcPr>
           <w:p>
+            <w:pPr>
+              <w:rPr>
+                <w:rFonts w:asciiTheme="majorHAnsi" w:hAnsiTheme="majorHAnsi" w:cstheme="majorHAnsi"/>
+              </w:rPr>
+            </w:pPr>
             <w:bookmarkStart w:id="6" w:name="gradeLevelText"/>
             <w:r>
               <w:rPr>
-                <w:color w:val="1F4E79"/>
+                <w:rFonts w:asciiTheme="majorHAnsi" w:hAnsiTheme="majorHAnsi" w:cstheme="majorHAnsi"/>
               </w:rPr>
-              <w:t>«</w:t>
-            </w:r>
-            <w:proofErr w:type="spellStart"/>
-            <w:r>
-              <w:rPr>
-                <w:color w:val="1F4E79"/>
-              </w:rPr>
-              <w:t>gradeLevel</w:t>
-            </w:r>
-            <w:proofErr w:type="spellEnd"/>
-            <w:r>
-              <w:rPr>
-                <w:color w:val="1F4E79"/>
-              </w:rPr>
-              <w:t>»</w:t>
+              <w:t>«gradeLevel»</w:t>
             </w:r>
             <w:bookmarkEnd w:id="6"/>
           </w:p>
@@ -368,8 +365,14 @@
             <w:vAlign w:val="center"/>
           </w:tcPr>
           <w:p>
+            <w:pPr>
+              <w:rPr>
+                <w:rFonts w:asciiTheme="majorHAnsi" w:hAnsiTheme="majorHAnsi" w:cstheme="majorHAnsi"/>
+              </w:rPr>
+            </w:pPr>
             <w:r>
               <w:rPr>
+                <w:rFonts w:asciiTheme="majorHAnsi" w:hAnsiTheme="majorHAnsi" w:cstheme="majorHAnsi"/>
                 <w:b/>
               </w:rPr>
               <w:t>Job Code:</w:t>
@@ -381,26 +384,17 @@
             <w:tcW w:w="3400" w:type="dxa"/>
           </w:tcPr>
           <w:p>
+            <w:pPr>
+              <w:rPr>
+                <w:rFonts w:asciiTheme="majorHAnsi" w:hAnsiTheme="majorHAnsi" w:cstheme="majorHAnsi"/>
+              </w:rPr>
+            </w:pPr>
             <w:bookmarkStart w:id="7" w:name="jobCodeText"/>
             <w:r>
               <w:rPr>
-                <w:color w:val="1F4E79"/>
+                <w:rFonts w:asciiTheme="majorHAnsi" w:hAnsiTheme="majorHAnsi" w:cstheme="majorHAnsi"/>
               </w:rPr>
-              <w:t>«</w:t>
-            </w:r>
-            <w:proofErr w:type="spellStart"/>
-            <w:r>
-              <w:rPr>
-                <w:color w:val="1F4E79"/>
-              </w:rPr>
-              <w:t>jobCode</w:t>
-            </w:r>
-            <w:proofErr w:type="spellEnd"/>
-            <w:r>
-              <w:rPr>
-                <w:color w:val="1F4E79"/>
-              </w:rPr>
-              <w:t>»</w:t>
+              <w:t>«jobCode»</w:t>
             </w:r>
             <w:bookmarkEnd w:id="7"/>
           </w:p>
@@ -411,8 +405,8 @@
       <w:pPr>
         <w:spacing w:before="200" w:after="80"/>
         <w:rPr>
+          <w:rFonts w:asciiTheme="majorHAnsi" w:hAnsiTheme="majorHAnsi" w:cstheme="majorHAnsi"/>
           <w:b/>
-          <w:color w:val="006666"/>
           <w:sz w:val="22"/>
         </w:rPr>
       </w:pPr>
@@ -420,11 +414,14 @@
     <w:p>
       <w:pPr>
         <w:spacing w:before="200" w:after="80"/>
+        <w:rPr>
+          <w:rFonts w:asciiTheme="majorHAnsi" w:hAnsiTheme="majorHAnsi" w:cstheme="majorHAnsi"/>
+        </w:rPr>
       </w:pPr>
       <w:r>
         <w:rPr>
+          <w:rFonts w:asciiTheme="majorHAnsi" w:hAnsiTheme="majorHAnsi" w:cstheme="majorHAnsi"/>
           <w:b/>
-          <w:color w:val="006666"/>
           <w:sz w:val="22"/>
         </w:rPr>
         <w:t>Main Function</w:t>
@@ -446,43 +443,55 @@
             <w:shd w:val="clear" w:color="auto" w:fill="FFFFFF"/>
           </w:tcPr>
           <w:p>
+            <w:pPr>
+              <w:rPr>
+                <w:rFonts w:asciiTheme="majorHAnsi" w:hAnsiTheme="majorHAnsi" w:cstheme="majorHAnsi"/>
+              </w:rPr>
+            </w:pPr>
             <w:bookmarkStart w:id="8" w:name="mainFunction"/>
             <w:r>
               <w:rPr>
-                <w:color w:val="1F4E79"/>
+                <w:rFonts w:asciiTheme="majorHAnsi" w:hAnsiTheme="majorHAnsi" w:cstheme="majorHAnsi"/>
               </w:rPr>
-              <w:t>«</w:t>
-            </w:r>
-            <w:proofErr w:type="spellStart"/>
-            <w:r>
-              <w:rPr>
-                <w:color w:val="1F4E79"/>
-              </w:rPr>
-              <w:t>mainFunction</w:t>
-            </w:r>
-            <w:proofErr w:type="spellEnd"/>
-            <w:r>
-              <w:rPr>
-                <w:color w:val="1F4E79"/>
-              </w:rPr>
-              <w:t>»</w:t>
+              <w:t>«mainFunction»</w:t>
             </w:r>
             <w:bookmarkEnd w:id="8"/>
           </w:p>
-          <w:p/>
-          <w:p/>
-          <w:p/>
+          <w:p>
+            <w:pPr>
+              <w:rPr>
+                <w:rFonts w:asciiTheme="majorHAnsi" w:hAnsiTheme="majorHAnsi" w:cstheme="majorHAnsi"/>
+              </w:rPr>
+            </w:pPr>
+          </w:p>
+          <w:p>
+            <w:pPr>
+              <w:rPr>
+                <w:rFonts w:asciiTheme="majorHAnsi" w:hAnsiTheme="majorHAnsi" w:cstheme="majorHAnsi"/>
+              </w:rPr>
+            </w:pPr>
+          </w:p>
+          <w:p>
+            <w:pPr>
+              <w:rPr>
+                <w:rFonts w:asciiTheme="majorHAnsi" w:hAnsiTheme="majorHAnsi" w:cstheme="majorHAnsi"/>
+              </w:rPr>
+            </w:pPr>
+          </w:p>
         </w:tc>
       </w:tr>
     </w:tbl>
     <w:p>
       <w:pPr>
         <w:spacing w:before="200" w:after="80"/>
+        <w:rPr>
+          <w:rFonts w:asciiTheme="majorHAnsi" w:hAnsiTheme="majorHAnsi" w:cstheme="majorHAnsi"/>
+        </w:rPr>
       </w:pPr>
       <w:r>
         <w:rPr>
+          <w:rFonts w:asciiTheme="majorHAnsi" w:hAnsiTheme="majorHAnsi" w:cstheme="majorHAnsi"/>
           <w:b/>
-          <w:color w:val="006666"/>
           <w:sz w:val="22"/>
         </w:rPr>
         <w:t>Duties and Responsibilities</w:t>
@@ -506,76 +515,64 @@
           <w:p>
             <w:pPr>
               <w:rPr>
-                <w:color w:val="1F4E79"/>
+                <w:rFonts w:asciiTheme="majorHAnsi" w:hAnsiTheme="majorHAnsi" w:cstheme="majorHAnsi"/>
               </w:rPr>
             </w:pPr>
           </w:p>
           <w:p>
             <w:pPr>
               <w:rPr>
-                <w:color w:val="1F4E79"/>
+                <w:rFonts w:asciiTheme="majorHAnsi" w:hAnsiTheme="majorHAnsi" w:cstheme="majorHAnsi"/>
               </w:rPr>
             </w:pPr>
             <w:bookmarkStart w:id="9" w:name="responsibilities"/>
             <w:r>
               <w:rPr>
-                <w:color w:val="1F4E79"/>
+                <w:rFonts w:asciiTheme="majorHAnsi" w:hAnsiTheme="majorHAnsi" w:cstheme="majorHAnsi"/>
               </w:rPr>
-              <w:t>«</w:t>
-            </w:r>
-            <w:r>
-              <w:rPr>
-                <w:color w:val="1F4E79"/>
-              </w:rPr>
-              <w:t>responsibilities</w:t>
-            </w:r>
-            <w:r>
-              <w:rPr>
-                <w:color w:val="1F4E79"/>
-              </w:rPr>
-              <w:t>»</w:t>
+              <w:t>«responsibilities»</w:t>
             </w:r>
           </w:p>
           <w:bookmarkEnd w:id="9"/>
           <w:p>
             <w:pPr>
               <w:rPr>
-                <w:color w:val="1F4E79"/>
+                <w:rFonts w:asciiTheme="majorHAnsi" w:hAnsiTheme="majorHAnsi" w:cstheme="majorHAnsi"/>
               </w:rPr>
             </w:pPr>
           </w:p>
           <w:p>
             <w:pPr>
               <w:rPr>
-                <w:color w:val="1F4E79"/>
+                <w:rFonts w:asciiTheme="majorHAnsi" w:hAnsiTheme="majorHAnsi" w:cstheme="majorHAnsi"/>
               </w:rPr>
             </w:pPr>
           </w:p>
           <w:p>
             <w:pPr>
               <w:rPr>
-                <w:color w:val="1F4E79"/>
+                <w:rFonts w:asciiTheme="majorHAnsi" w:hAnsiTheme="majorHAnsi" w:cstheme="majorHAnsi"/>
               </w:rPr>
             </w:pPr>
           </w:p>
           <w:p>
             <w:pPr>
               <w:rPr>
-                <w:color w:val="1F4E79"/>
+                <w:rFonts w:asciiTheme="majorHAnsi" w:hAnsiTheme="majorHAnsi" w:cstheme="majorHAnsi"/>
               </w:rPr>
             </w:pPr>
           </w:p>
           <w:p>
             <w:pPr>
               <w:rPr>
-                <w:color w:val="1F4E79"/>
+                <w:rFonts w:asciiTheme="majorHAnsi" w:hAnsiTheme="majorHAnsi" w:cstheme="majorHAnsi"/>
               </w:rPr>
             </w:pPr>
           </w:p>
           <w:p>
             <w:pPr>
               <w:rPr>
-                <w:color w:val="1F4E79"/>
+                <w:rFonts w:asciiTheme="majorHAnsi" w:hAnsiTheme="majorHAnsi" w:cstheme="majorHAnsi"/>
               </w:rPr>
             </w:pPr>
           </w:p>
@@ -589,8 +586,8 @@
         </w:tabs>
         <w:spacing w:before="200" w:after="80"/>
         <w:rPr>
+          <w:rFonts w:asciiTheme="majorHAnsi" w:hAnsiTheme="majorHAnsi" w:cstheme="majorHAnsi"/>
           <w:b/>
-          <w:color w:val="006666"/>
           <w:sz w:val="22"/>
         </w:rPr>
       </w:pPr>
@@ -601,19 +598,22 @@
           <w:tab w:val="left" w:pos="3684"/>
         </w:tabs>
         <w:spacing w:before="200" w:after="80"/>
+        <w:rPr>
+          <w:rFonts w:asciiTheme="majorHAnsi" w:hAnsiTheme="majorHAnsi" w:cstheme="majorHAnsi"/>
+        </w:rPr>
       </w:pPr>
       <w:r>
         <w:rPr>
+          <w:rFonts w:asciiTheme="majorHAnsi" w:hAnsiTheme="majorHAnsi" w:cstheme="majorHAnsi"/>
           <w:b/>
-          <w:color w:val="006666"/>
           <w:sz w:val="22"/>
         </w:rPr>
         <w:t>Additional Duties</w:t>
       </w:r>
       <w:r>
         <w:rPr>
+          <w:rFonts w:asciiTheme="majorHAnsi" w:hAnsiTheme="majorHAnsi" w:cstheme="majorHAnsi"/>
           <w:b/>
-          <w:color w:val="006666"/>
           <w:sz w:val="22"/>
         </w:rPr>
         <w:tab/>
@@ -638,33 +638,25 @@
             <w:pPr>
               <w:spacing w:before="200" w:after="80"/>
               <w:rPr>
-                <w:color w:val="1F4E79"/>
+                <w:rFonts w:asciiTheme="majorHAnsi" w:hAnsiTheme="majorHAnsi" w:cstheme="majorHAnsi"/>
               </w:rPr>
             </w:pPr>
             <w:bookmarkStart w:id="10" w:name="additionalDuties"/>
             <w:r>
               <w:rPr>
-                <w:color w:val="1F4E79"/>
+                <w:rFonts w:asciiTheme="majorHAnsi" w:hAnsiTheme="majorHAnsi" w:cstheme="majorHAnsi"/>
               </w:rPr>
               <w:t>«</w:t>
             </w:r>
-            <w:proofErr w:type="spellStart"/>
             <w:r>
               <w:rPr>
-                <w:color w:val="1F4E79"/>
+                <w:rFonts w:asciiTheme="majorHAnsi" w:hAnsiTheme="majorHAnsi" w:cstheme="majorHAnsi"/>
               </w:rPr>
-              <w:t>a</w:t>
+              <w:t>additionalDuties</w:t>
             </w:r>
             <w:r>
               <w:rPr>
-                <w:color w:val="1F4E79"/>
-              </w:rPr>
-              <w:t>dditionalDuties</w:t>
-            </w:r>
-            <w:proofErr w:type="spellEnd"/>
-            <w:r>
-              <w:rPr>
-                <w:color w:val="1F4E79"/>
+                <w:rFonts w:asciiTheme="majorHAnsi" w:hAnsiTheme="majorHAnsi" w:cstheme="majorHAnsi"/>
               </w:rPr>
               <w:t>»</w:t>
             </w:r>
@@ -673,21 +665,21 @@
           <w:p>
             <w:pPr>
               <w:rPr>
-                <w:color w:val="1F4E79"/>
+                <w:rFonts w:asciiTheme="majorHAnsi" w:hAnsiTheme="majorHAnsi" w:cstheme="majorHAnsi"/>
               </w:rPr>
             </w:pPr>
           </w:p>
           <w:p>
             <w:pPr>
               <w:rPr>
-                <w:color w:val="1F4E79"/>
+                <w:rFonts w:asciiTheme="majorHAnsi" w:hAnsiTheme="majorHAnsi" w:cstheme="majorHAnsi"/>
               </w:rPr>
             </w:pPr>
           </w:p>
           <w:p>
             <w:pPr>
               <w:rPr>
-                <w:color w:val="1F4E79"/>
+                <w:rFonts w:asciiTheme="majorHAnsi" w:hAnsiTheme="majorHAnsi" w:cstheme="majorHAnsi"/>
               </w:rPr>
             </w:pPr>
           </w:p>
@@ -697,16 +689,22 @@
     <w:p>
       <w:pPr>
         <w:spacing w:after="120"/>
+        <w:rPr>
+          <w:rFonts w:asciiTheme="majorHAnsi" w:hAnsiTheme="majorHAnsi" w:cstheme="majorHAnsi"/>
+        </w:rPr>
       </w:pPr>
     </w:p>
     <w:p>
       <w:pPr>
         <w:spacing w:before="200" w:after="80"/>
+        <w:rPr>
+          <w:rFonts w:asciiTheme="majorHAnsi" w:hAnsiTheme="majorHAnsi" w:cstheme="majorHAnsi"/>
+        </w:rPr>
       </w:pPr>
       <w:r>
         <w:rPr>
+          <w:rFonts w:asciiTheme="majorHAnsi" w:hAnsiTheme="majorHAnsi" w:cstheme="majorHAnsi"/>
           <w:b/>
-          <w:color w:val="006666"/>
           <w:sz w:val="22"/>
         </w:rPr>
         <w:t>Communication</w:t>
@@ -719,8 +717,8 @@
         <w:tblLook w:val="04A0" w:firstRow="1" w:lastRow="0" w:firstColumn="1" w:lastColumn="0" w:noHBand="0" w:noVBand="1"/>
       </w:tblPr>
       <w:tblGrid>
-        <w:gridCol w:w="3974"/>
-        <w:gridCol w:w="6610"/>
+        <w:gridCol w:w="3973"/>
+        <w:gridCol w:w="6611"/>
       </w:tblGrid>
       <w:tr>
         <w:tc>
@@ -729,8 +727,14 @@
             <w:vAlign w:val="center"/>
           </w:tcPr>
           <w:p>
+            <w:pPr>
+              <w:rPr>
+                <w:rFonts w:asciiTheme="majorHAnsi" w:hAnsiTheme="majorHAnsi" w:cstheme="majorHAnsi"/>
+              </w:rPr>
+            </w:pPr>
             <w:r>
               <w:rPr>
+                <w:rFonts w:asciiTheme="majorHAnsi" w:hAnsiTheme="majorHAnsi" w:cstheme="majorHAnsi"/>
                 <w:b/>
               </w:rPr>
               <w:t>Internal:</w:t>
@@ -742,26 +746,17 @@
             <w:tcW w:w="8352" w:type="dxa"/>
           </w:tcPr>
           <w:p>
+            <w:pPr>
+              <w:rPr>
+                <w:rFonts w:asciiTheme="majorHAnsi" w:hAnsiTheme="majorHAnsi" w:cstheme="majorHAnsi"/>
+              </w:rPr>
+            </w:pPr>
             <w:bookmarkStart w:id="11" w:name="internalCommunication"/>
             <w:r>
               <w:rPr>
-                <w:color w:val="1F4E79"/>
+                <w:rFonts w:asciiTheme="majorHAnsi" w:hAnsiTheme="majorHAnsi" w:cstheme="majorHAnsi"/>
               </w:rPr>
-              <w:t>«</w:t>
-            </w:r>
-            <w:proofErr w:type="spellStart"/>
-            <w:r>
-              <w:rPr>
-                <w:color w:val="1F4E79"/>
-              </w:rPr>
-              <w:t>internalCommunication</w:t>
-            </w:r>
-            <w:proofErr w:type="spellEnd"/>
-            <w:r>
-              <w:rPr>
-                <w:color w:val="1F4E79"/>
-              </w:rPr>
-              <w:t>»</w:t>
+              <w:t>«internalCommunication»</w:t>
             </w:r>
             <w:bookmarkEnd w:id="11"/>
           </w:p>
@@ -774,8 +769,14 @@
             <w:vAlign w:val="center"/>
           </w:tcPr>
           <w:p>
+            <w:pPr>
+              <w:rPr>
+                <w:rFonts w:asciiTheme="majorHAnsi" w:hAnsiTheme="majorHAnsi" w:cstheme="majorHAnsi"/>
+              </w:rPr>
+            </w:pPr>
             <w:r>
               <w:rPr>
+                <w:rFonts w:asciiTheme="majorHAnsi" w:hAnsiTheme="majorHAnsi" w:cstheme="majorHAnsi"/>
                 <w:b/>
               </w:rPr>
               <w:t>External:</w:t>
@@ -787,26 +788,17 @@
             <w:tcW w:w="5184" w:type="dxa"/>
           </w:tcPr>
           <w:p>
+            <w:pPr>
+              <w:rPr>
+                <w:rFonts w:asciiTheme="majorHAnsi" w:hAnsiTheme="majorHAnsi" w:cstheme="majorHAnsi"/>
+              </w:rPr>
+            </w:pPr>
             <w:bookmarkStart w:id="12" w:name="externalCommunication"/>
             <w:r>
               <w:rPr>
-                <w:color w:val="1F4E79"/>
+                <w:rFonts w:asciiTheme="majorHAnsi" w:hAnsiTheme="majorHAnsi" w:cstheme="majorHAnsi"/>
               </w:rPr>
-              <w:t>«</w:t>
-            </w:r>
-            <w:proofErr w:type="spellStart"/>
-            <w:r>
-              <w:rPr>
-                <w:color w:val="1F4E79"/>
-              </w:rPr>
-              <w:t>externalCommunication</w:t>
-            </w:r>
-            <w:proofErr w:type="spellEnd"/>
-            <w:r>
-              <w:rPr>
-                <w:color w:val="1F4E79"/>
-              </w:rPr>
-              <w:t>»</w:t>
+              <w:t>«externalCommunication»</w:t>
             </w:r>
             <w:bookmarkEnd w:id="12"/>
           </w:p>
@@ -816,11 +808,14 @@
     <w:p>
       <w:pPr>
         <w:spacing w:before="200" w:after="80"/>
+        <w:rPr>
+          <w:rFonts w:asciiTheme="majorHAnsi" w:hAnsiTheme="majorHAnsi" w:cstheme="majorHAnsi"/>
+        </w:rPr>
       </w:pPr>
       <w:r>
         <w:rPr>
+          <w:rFonts w:asciiTheme="majorHAnsi" w:hAnsiTheme="majorHAnsi" w:cstheme="majorHAnsi"/>
           <w:b/>
-          <w:color w:val="006666"/>
           <w:sz w:val="22"/>
         </w:rPr>
         <w:t>Job Requirements</w:t>
@@ -833,8 +828,8 @@
         <w:tblLook w:val="04A0" w:firstRow="1" w:lastRow="0" w:firstColumn="1" w:lastColumn="0" w:noHBand="0" w:noVBand="1"/>
       </w:tblPr>
       <w:tblGrid>
-        <w:gridCol w:w="4115"/>
-        <w:gridCol w:w="6469"/>
+        <w:gridCol w:w="4102"/>
+        <w:gridCol w:w="6482"/>
       </w:tblGrid>
       <w:tr>
         <w:tc>
@@ -843,8 +838,14 @@
             <w:vAlign w:val="center"/>
           </w:tcPr>
           <w:p>
+            <w:pPr>
+              <w:rPr>
+                <w:rFonts w:asciiTheme="majorHAnsi" w:hAnsiTheme="majorHAnsi" w:cstheme="majorHAnsi"/>
+              </w:rPr>
+            </w:pPr>
             <w:r>
               <w:rPr>
+                <w:rFonts w:asciiTheme="majorHAnsi" w:hAnsiTheme="majorHAnsi" w:cstheme="majorHAnsi"/>
                 <w:b/>
               </w:rPr>
               <w:t>Education</w:t>
@@ -856,16 +857,27 @@
             <w:tcW w:w="8352" w:type="dxa"/>
           </w:tcPr>
           <w:p>
+            <w:pPr>
+              <w:rPr>
+                <w:rFonts w:asciiTheme="majorHAnsi" w:hAnsiTheme="majorHAnsi" w:cstheme="majorHAnsi"/>
+              </w:rPr>
+            </w:pPr>
             <w:bookmarkStart w:id="13" w:name="educationText"/>
             <w:r>
               <w:rPr>
-                <w:color w:val="1F4E79"/>
+                <w:rFonts w:asciiTheme="majorHAnsi" w:hAnsiTheme="majorHAnsi" w:cstheme="majorHAnsi"/>
               </w:rPr>
               <w:t>«education»</w:t>
             </w:r>
             <w:bookmarkEnd w:id="13"/>
           </w:p>
-          <w:p/>
+          <w:p>
+            <w:pPr>
+              <w:rPr>
+                <w:rFonts w:asciiTheme="majorHAnsi" w:hAnsiTheme="majorHAnsi" w:cstheme="majorHAnsi"/>
+              </w:rPr>
+            </w:pPr>
+          </w:p>
         </w:tc>
       </w:tr>
       <w:tr>
@@ -875,8 +887,14 @@
             <w:vAlign w:val="center"/>
           </w:tcPr>
           <w:p>
+            <w:pPr>
+              <w:rPr>
+                <w:rFonts w:asciiTheme="majorHAnsi" w:hAnsiTheme="majorHAnsi" w:cstheme="majorHAnsi"/>
+              </w:rPr>
+            </w:pPr>
             <w:r>
               <w:rPr>
+                <w:rFonts w:asciiTheme="majorHAnsi" w:hAnsiTheme="majorHAnsi" w:cstheme="majorHAnsi"/>
                 <w:b/>
               </w:rPr>
               <w:t>Experience</w:t>
@@ -888,16 +906,27 @@
             <w:tcW w:w="5184" w:type="dxa"/>
           </w:tcPr>
           <w:p>
+            <w:pPr>
+              <w:rPr>
+                <w:rFonts w:asciiTheme="majorHAnsi" w:hAnsiTheme="majorHAnsi" w:cstheme="majorHAnsi"/>
+              </w:rPr>
+            </w:pPr>
             <w:bookmarkStart w:id="14" w:name="experience"/>
             <w:r>
               <w:rPr>
-                <w:color w:val="1F4E79"/>
+                <w:rFonts w:asciiTheme="majorHAnsi" w:hAnsiTheme="majorHAnsi" w:cstheme="majorHAnsi"/>
               </w:rPr>
               <w:t>«experience»</w:t>
             </w:r>
             <w:bookmarkEnd w:id="14"/>
           </w:p>
-          <w:p/>
+          <w:p>
+            <w:pPr>
+              <w:rPr>
+                <w:rFonts w:asciiTheme="majorHAnsi" w:hAnsiTheme="majorHAnsi" w:cstheme="majorHAnsi"/>
+              </w:rPr>
+            </w:pPr>
+          </w:p>
         </w:tc>
       </w:tr>
       <w:tr>
@@ -907,8 +936,14 @@
             <w:vAlign w:val="center"/>
           </w:tcPr>
           <w:p>
+            <w:pPr>
+              <w:rPr>
+                <w:rFonts w:asciiTheme="majorHAnsi" w:hAnsiTheme="majorHAnsi" w:cstheme="majorHAnsi"/>
+              </w:rPr>
+            </w:pPr>
             <w:r>
               <w:rPr>
+                <w:rFonts w:asciiTheme="majorHAnsi" w:hAnsiTheme="majorHAnsi" w:cstheme="majorHAnsi"/>
                 <w:b/>
               </w:rPr>
               <w:t>Knowledge</w:t>
@@ -920,16 +955,27 @@
             <w:tcW w:w="5184" w:type="dxa"/>
           </w:tcPr>
           <w:p>
+            <w:pPr>
+              <w:rPr>
+                <w:rFonts w:asciiTheme="majorHAnsi" w:hAnsiTheme="majorHAnsi" w:cstheme="majorHAnsi"/>
+              </w:rPr>
+            </w:pPr>
             <w:bookmarkStart w:id="15" w:name="knowledge"/>
             <w:r>
               <w:rPr>
-                <w:color w:val="1F4E79"/>
+                <w:rFonts w:asciiTheme="majorHAnsi" w:hAnsiTheme="majorHAnsi" w:cstheme="majorHAnsi"/>
               </w:rPr>
               <w:t>«knowledge»</w:t>
             </w:r>
             <w:bookmarkEnd w:id="15"/>
           </w:p>
-          <w:p/>
+          <w:p>
+            <w:pPr>
+              <w:rPr>
+                <w:rFonts w:asciiTheme="majorHAnsi" w:hAnsiTheme="majorHAnsi" w:cstheme="majorHAnsi"/>
+              </w:rPr>
+            </w:pPr>
+          </w:p>
         </w:tc>
       </w:tr>
       <w:tr>
@@ -939,8 +985,14 @@
             <w:vAlign w:val="center"/>
           </w:tcPr>
           <w:p>
+            <w:pPr>
+              <w:rPr>
+                <w:rFonts w:asciiTheme="majorHAnsi" w:hAnsiTheme="majorHAnsi" w:cstheme="majorHAnsi"/>
+              </w:rPr>
+            </w:pPr>
             <w:r>
               <w:rPr>
+                <w:rFonts w:asciiTheme="majorHAnsi" w:hAnsiTheme="majorHAnsi" w:cstheme="majorHAnsi"/>
                 <w:b/>
               </w:rPr>
               <w:t>Skills</w:t>
@@ -952,27 +1004,41 @@
             <w:tcW w:w="5184" w:type="dxa"/>
           </w:tcPr>
           <w:p>
+            <w:pPr>
+              <w:rPr>
+                <w:rFonts w:asciiTheme="majorHAnsi" w:hAnsiTheme="majorHAnsi" w:cstheme="majorHAnsi"/>
+              </w:rPr>
+            </w:pPr>
             <w:bookmarkStart w:id="16" w:name="skills"/>
             <w:r>
               <w:rPr>
-                <w:color w:val="1F4E79"/>
+                <w:rFonts w:asciiTheme="majorHAnsi" w:hAnsiTheme="majorHAnsi" w:cstheme="majorHAnsi"/>
               </w:rPr>
               <w:t>«skills»</w:t>
             </w:r>
             <w:bookmarkEnd w:id="16"/>
           </w:p>
-          <w:p/>
+          <w:p>
+            <w:pPr>
+              <w:rPr>
+                <w:rFonts w:asciiTheme="majorHAnsi" w:hAnsiTheme="majorHAnsi" w:cstheme="majorHAnsi"/>
+              </w:rPr>
+            </w:pPr>
+          </w:p>
         </w:tc>
       </w:tr>
     </w:tbl>
     <w:p>
       <w:pPr>
         <w:spacing w:before="200" w:after="80"/>
+        <w:rPr>
+          <w:rFonts w:asciiTheme="majorHAnsi" w:hAnsiTheme="majorHAnsi" w:cstheme="majorHAnsi"/>
+        </w:rPr>
       </w:pPr>
       <w:r>
         <w:rPr>
+          <w:rFonts w:asciiTheme="majorHAnsi" w:hAnsiTheme="majorHAnsi" w:cstheme="majorHAnsi"/>
           <w:b/>
-          <w:color w:val="006666"/>
           <w:sz w:val="22"/>
         </w:rPr>
         <w:t>Performance Indicators</w:t>
@@ -994,36 +1060,51 @@
             <w:shd w:val="clear" w:color="auto" w:fill="FFFFFF"/>
           </w:tcPr>
           <w:p>
+            <w:pPr>
+              <w:rPr>
+                <w:rFonts w:asciiTheme="majorHAnsi" w:hAnsiTheme="majorHAnsi" w:cstheme="majorHAnsi"/>
+              </w:rPr>
+            </w:pPr>
             <w:bookmarkStart w:id="17" w:name="performanceIndicators"/>
             <w:r>
               <w:rPr>
-                <w:color w:val="1F4E79"/>
+                <w:rFonts w:asciiTheme="majorHAnsi" w:hAnsiTheme="majorHAnsi" w:cstheme="majorHAnsi"/>
               </w:rPr>
-              <w:t>«</w:t>
-            </w:r>
-            <w:proofErr w:type="spellStart"/>
-            <w:r>
-              <w:rPr>
-                <w:color w:val="1F4E79"/>
-              </w:rPr>
-              <w:t>performanceIndicators</w:t>
-            </w:r>
-            <w:proofErr w:type="spellEnd"/>
-            <w:r>
-              <w:rPr>
-                <w:color w:val="1F4E79"/>
-              </w:rPr>
-              <w:t>»</w:t>
+              <w:t>«performanceIndicators»</w:t>
             </w:r>
             <w:bookmarkEnd w:id="17"/>
           </w:p>
-          <w:p/>
-          <w:p/>
-          <w:p/>
+          <w:p>
+            <w:pPr>
+              <w:rPr>
+                <w:rFonts w:asciiTheme="majorHAnsi" w:hAnsiTheme="majorHAnsi" w:cstheme="majorHAnsi"/>
+              </w:rPr>
+            </w:pPr>
+          </w:p>
+          <w:p>
+            <w:pPr>
+              <w:rPr>
+                <w:rFonts w:asciiTheme="majorHAnsi" w:hAnsiTheme="majorHAnsi" w:cstheme="majorHAnsi"/>
+              </w:rPr>
+            </w:pPr>
+          </w:p>
+          <w:p>
+            <w:pPr>
+              <w:rPr>
+                <w:rFonts w:asciiTheme="majorHAnsi" w:hAnsiTheme="majorHAnsi" w:cstheme="majorHAnsi"/>
+              </w:rPr>
+            </w:pPr>
+          </w:p>
         </w:tc>
       </w:tr>
     </w:tbl>
-    <w:p/>
+    <w:p>
+      <w:pPr>
+        <w:rPr>
+          <w:rFonts w:asciiTheme="majorHAnsi" w:hAnsiTheme="majorHAnsi" w:cstheme="majorHAnsi"/>
+        </w:rPr>
+      </w:pPr>
+    </w:p>
     <w:sectPr>
       <w:pgSz w:w="12240" w:h="15840"/>
       <w:pgMar w:top="792" w:right="936" w:bottom="792" w:left="936" w:header="720" w:footer="720" w:gutter="0"/>

--- a/Case Code Activity Classes/HR/Job Description/Job_Description_Template.docx
+++ b/Case Code Activity Classes/HR/Job Description/Job_Description_Template.docx
@@ -73,7 +73,21 @@
               <w:rPr>
                 <w:rFonts w:asciiTheme="majorHAnsi" w:hAnsiTheme="majorHAnsi" w:cstheme="majorHAnsi"/>
               </w:rPr>
-              <w:t>«issueNumber»</w:t>
+              <w:t>«</w:t>
+            </w:r>
+            <w:proofErr w:type="spellStart"/>
+            <w:r>
+              <w:rPr>
+                <w:rFonts w:asciiTheme="majorHAnsi" w:hAnsiTheme="majorHAnsi" w:cstheme="majorHAnsi"/>
+              </w:rPr>
+              <w:t>issueNumber</w:t>
+            </w:r>
+            <w:proofErr w:type="spellEnd"/>
+            <w:r>
+              <w:rPr>
+                <w:rFonts w:asciiTheme="majorHAnsi" w:hAnsiTheme="majorHAnsi" w:cstheme="majorHAnsi"/>
+              </w:rPr>
+              <w:t>»</w:t>
             </w:r>
             <w:bookmarkEnd w:id="0"/>
           </w:p>
@@ -115,7 +129,21 @@
               <w:rPr>
                 <w:rFonts w:asciiTheme="majorHAnsi" w:hAnsiTheme="majorHAnsi" w:cstheme="majorHAnsi"/>
               </w:rPr>
-              <w:t>«issueDate»</w:t>
+              <w:t>«</w:t>
+            </w:r>
+            <w:proofErr w:type="spellStart"/>
+            <w:r>
+              <w:rPr>
+                <w:rFonts w:asciiTheme="majorHAnsi" w:hAnsiTheme="majorHAnsi" w:cstheme="majorHAnsi"/>
+              </w:rPr>
+              <w:t>issueDate</w:t>
+            </w:r>
+            <w:proofErr w:type="spellEnd"/>
+            <w:r>
+              <w:rPr>
+                <w:rFonts w:asciiTheme="majorHAnsi" w:hAnsiTheme="majorHAnsi" w:cstheme="majorHAnsi"/>
+              </w:rPr>
+              <w:t>»</w:t>
             </w:r>
             <w:bookmarkEnd w:id="1"/>
           </w:p>
@@ -142,14 +170,7 @@
                 <w:rFonts w:asciiTheme="majorHAnsi" w:hAnsiTheme="majorHAnsi" w:cstheme="majorHAnsi"/>
                 <w:b/>
               </w:rPr>
-              <w:t>Report</w:t>
-            </w:r>
-            <w:r>
-              <w:rPr>
-                <w:rFonts w:asciiTheme="majorHAnsi" w:hAnsiTheme="majorHAnsi" w:cstheme="majorHAnsi"/>
-                <w:b/>
-              </w:rPr>
-              <w:t xml:space="preserve"> to CEO:</w:t>
+              <w:t>Department:</w:t>
             </w:r>
           </w:p>
         </w:tc>
@@ -163,71 +184,19 @@
                 <w:rFonts w:asciiTheme="majorHAnsi" w:hAnsiTheme="majorHAnsi" w:cstheme="majorHAnsi"/>
               </w:rPr>
             </w:pPr>
-            <w:bookmarkStart w:id="2" w:name="isDirectReporteeToCEO"/>
-            <w:r>
-              <w:rPr>
-                <w:rFonts w:asciiTheme="majorHAnsi" w:hAnsiTheme="majorHAnsi" w:cstheme="majorHAnsi"/>
-              </w:rPr>
-              <w:t>«isDirectReporteeToCEO»</w:t>
-            </w:r>
-            <w:bookmarkEnd w:id="2"/>
-            <w:r>
-              <w:rPr>
-                <w:rFonts w:asciiTheme="majorHAnsi" w:hAnsiTheme="majorHAnsi" w:cstheme="majorHAnsi"/>
-              </w:rPr>
-              <w:t xml:space="preserve"> remove this</w:t>
-            </w:r>
-          </w:p>
-        </w:tc>
-        <w:tc>
-          <w:tcPr>
-            <w:tcW w:w="2200" w:type="dxa"/>
-            <w:vAlign w:val="center"/>
-          </w:tcPr>
-          <w:p>
-            <w:pPr>
-              <w:rPr>
-                <w:rFonts w:asciiTheme="majorHAnsi" w:hAnsiTheme="majorHAnsi" w:cstheme="majorHAnsi"/>
-              </w:rPr>
-            </w:pPr>
-            <w:r>
-              <w:rPr>
-                <w:rFonts w:asciiTheme="majorHAnsi" w:hAnsiTheme="majorHAnsi" w:cstheme="majorHAnsi"/>
-                <w:b/>
-              </w:rPr>
-              <w:t>Department:</w:t>
-            </w:r>
-          </w:p>
-        </w:tc>
-        <w:tc>
-          <w:tcPr>
-            <w:tcW w:w="3400" w:type="dxa"/>
-          </w:tcPr>
-          <w:p>
-            <w:pPr>
-              <w:rPr>
-                <w:rFonts w:asciiTheme="majorHAnsi" w:hAnsiTheme="majorHAnsi" w:cstheme="majorHAnsi"/>
-              </w:rPr>
-            </w:pPr>
-            <w:bookmarkStart w:id="3" w:name="departmentText"/>
+            <w:bookmarkStart w:id="2" w:name="departmentText"/>
             <w:r>
               <w:rPr>
                 <w:rFonts w:asciiTheme="majorHAnsi" w:hAnsiTheme="majorHAnsi" w:cstheme="majorHAnsi"/>
               </w:rPr>
               <w:t>«department»</w:t>
             </w:r>
-            <w:bookmarkEnd w:id="3"/>
+            <w:bookmarkEnd w:id="2"/>
           </w:p>
         </w:tc>
-      </w:tr>
-      <w:tr>
-        <w:trPr>
-          <w:trHeight w:val="401"/>
-          <w:jc w:val="center"/>
-        </w:trPr>
         <w:tc>
           <w:tcPr>
-            <w:tcW w:w="2093" w:type="dxa"/>
+            <w:tcW w:w="2200" w:type="dxa"/>
             <w:vAlign w:val="center"/>
           </w:tcPr>
           <w:p>
@@ -255,6 +224,66 @@
         </w:tc>
         <w:tc>
           <w:tcPr>
+            <w:tcW w:w="3400" w:type="dxa"/>
+          </w:tcPr>
+          <w:p>
+            <w:pPr>
+              <w:rPr>
+                <w:rFonts w:asciiTheme="majorHAnsi" w:hAnsiTheme="majorHAnsi" w:cstheme="majorHAnsi"/>
+              </w:rPr>
+            </w:pPr>
+            <w:bookmarkStart w:id="3" w:name="jobTitleText"/>
+            <w:r>
+              <w:rPr>
+                <w:rFonts w:asciiTheme="majorHAnsi" w:hAnsiTheme="majorHAnsi" w:cstheme="majorHAnsi"/>
+              </w:rPr>
+              <w:t>«</w:t>
+            </w:r>
+            <w:proofErr w:type="spellStart"/>
+            <w:r>
+              <w:rPr>
+                <w:rFonts w:asciiTheme="majorHAnsi" w:hAnsiTheme="majorHAnsi" w:cstheme="majorHAnsi"/>
+              </w:rPr>
+              <w:t>jobTitle</w:t>
+            </w:r>
+            <w:proofErr w:type="spellEnd"/>
+            <w:r>
+              <w:rPr>
+                <w:rFonts w:asciiTheme="majorHAnsi" w:hAnsiTheme="majorHAnsi" w:cstheme="majorHAnsi"/>
+              </w:rPr>
+              <w:t>»</w:t>
+            </w:r>
+            <w:bookmarkEnd w:id="3"/>
+          </w:p>
+        </w:tc>
+      </w:tr>
+      <w:tr>
+        <w:trPr>
+          <w:trHeight w:val="401"/>
+          <w:jc w:val="center"/>
+        </w:trPr>
+        <w:tc>
+          <w:tcPr>
+            <w:tcW w:w="2093" w:type="dxa"/>
+            <w:vAlign w:val="center"/>
+          </w:tcPr>
+          <w:p>
+            <w:pPr>
+              <w:rPr>
+                <w:rFonts w:asciiTheme="majorHAnsi" w:hAnsiTheme="majorHAnsi" w:cstheme="majorHAnsi"/>
+              </w:rPr>
+            </w:pPr>
+            <w:r>
+              <w:rPr>
+                <w:rFonts w:asciiTheme="majorHAnsi" w:hAnsiTheme="majorHAnsi" w:cstheme="majorHAnsi"/>
+                <w:b/>
+              </w:rPr>
+              <w:t>Reporting To:</w:t>
+            </w:r>
+          </w:p>
+        </w:tc>
+        <w:tc>
+          <w:tcPr>
             <w:tcW w:w="3103" w:type="dxa"/>
           </w:tcPr>
           <w:p>
@@ -263,12 +292,26 @@
                 <w:rFonts w:asciiTheme="majorHAnsi" w:hAnsiTheme="majorHAnsi" w:cstheme="majorHAnsi"/>
               </w:rPr>
             </w:pPr>
-            <w:bookmarkStart w:id="4" w:name="jobTitleText"/>
+            <w:bookmarkStart w:id="4" w:name="reportingToText"/>
             <w:r>
               <w:rPr>
                 <w:rFonts w:asciiTheme="majorHAnsi" w:hAnsiTheme="majorHAnsi" w:cstheme="majorHAnsi"/>
               </w:rPr>
-              <w:t>«jobTitle»</w:t>
+              <w:t>«</w:t>
+            </w:r>
+            <w:proofErr w:type="spellStart"/>
+            <w:r>
+              <w:rPr>
+                <w:rFonts w:asciiTheme="majorHAnsi" w:hAnsiTheme="majorHAnsi" w:cstheme="majorHAnsi"/>
+              </w:rPr>
+              <w:t>reportingTo</w:t>
+            </w:r>
+            <w:proofErr w:type="spellEnd"/>
+            <w:r>
+              <w:rPr>
+                <w:rFonts w:asciiTheme="majorHAnsi" w:hAnsiTheme="majorHAnsi" w:cstheme="majorHAnsi"/>
+              </w:rPr>
+              <w:t>»</w:t>
             </w:r>
             <w:bookmarkEnd w:id="4"/>
           </w:p>
@@ -289,7 +332,7 @@
                 <w:rFonts w:asciiTheme="majorHAnsi" w:hAnsiTheme="majorHAnsi" w:cstheme="majorHAnsi"/>
                 <w:b/>
               </w:rPr>
-              <w:t>Reporting To:</w:t>
+              <w:t>Grade Level:</w:t>
             </w:r>
           </w:p>
         </w:tc>
@@ -303,12 +346,26 @@
                 <w:rFonts w:asciiTheme="majorHAnsi" w:hAnsiTheme="majorHAnsi" w:cstheme="majorHAnsi"/>
               </w:rPr>
             </w:pPr>
-            <w:bookmarkStart w:id="5" w:name="reportingToText"/>
+            <w:bookmarkStart w:id="5" w:name="gradeLevelText"/>
             <w:r>
               <w:rPr>
                 <w:rFonts w:asciiTheme="majorHAnsi" w:hAnsiTheme="majorHAnsi" w:cstheme="majorHAnsi"/>
               </w:rPr>
-              <w:t>«reportingTo»</w:t>
+              <w:t>«</w:t>
+            </w:r>
+            <w:proofErr w:type="spellStart"/>
+            <w:r>
+              <w:rPr>
+                <w:rFonts w:asciiTheme="majorHAnsi" w:hAnsiTheme="majorHAnsi" w:cstheme="majorHAnsi"/>
+              </w:rPr>
+              <w:t>gradeLevel</w:t>
+            </w:r>
+            <w:proofErr w:type="spellEnd"/>
+            <w:r>
+              <w:rPr>
+                <w:rFonts w:asciiTheme="majorHAnsi" w:hAnsiTheme="majorHAnsi" w:cstheme="majorHAnsi"/>
+              </w:rPr>
+              <w:t>»</w:t>
             </w:r>
             <w:bookmarkEnd w:id="5"/>
           </w:p>
@@ -335,7 +392,7 @@
                 <w:rFonts w:asciiTheme="majorHAnsi" w:hAnsiTheme="majorHAnsi" w:cstheme="majorHAnsi"/>
                 <w:b/>
               </w:rPr>
-              <w:t>Grade Level:</w:t>
+              <w:t>Job Code:</w:t>
             </w:r>
           </w:p>
         </w:tc>
@@ -349,12 +406,26 @@
                 <w:rFonts w:asciiTheme="majorHAnsi" w:hAnsiTheme="majorHAnsi" w:cstheme="majorHAnsi"/>
               </w:rPr>
             </w:pPr>
-            <w:bookmarkStart w:id="6" w:name="gradeLevelText"/>
+            <w:bookmarkStart w:id="6" w:name="jobCodeText"/>
             <w:r>
               <w:rPr>
                 <w:rFonts w:asciiTheme="majorHAnsi" w:hAnsiTheme="majorHAnsi" w:cstheme="majorHAnsi"/>
               </w:rPr>
-              <w:t>«gradeLevel»</w:t>
+              <w:t>«</w:t>
+            </w:r>
+            <w:proofErr w:type="spellStart"/>
+            <w:r>
+              <w:rPr>
+                <w:rFonts w:asciiTheme="majorHAnsi" w:hAnsiTheme="majorHAnsi" w:cstheme="majorHAnsi"/>
+              </w:rPr>
+              <w:t>jobCode</w:t>
+            </w:r>
+            <w:proofErr w:type="spellEnd"/>
+            <w:r>
+              <w:rPr>
+                <w:rFonts w:asciiTheme="majorHAnsi" w:hAnsiTheme="majorHAnsi" w:cstheme="majorHAnsi"/>
+              </w:rPr>
+              <w:t>»</w:t>
             </w:r>
             <w:bookmarkEnd w:id="6"/>
           </w:p>
@@ -370,13 +441,6 @@
                 <w:rFonts w:asciiTheme="majorHAnsi" w:hAnsiTheme="majorHAnsi" w:cstheme="majorHAnsi"/>
               </w:rPr>
             </w:pPr>
-            <w:r>
-              <w:rPr>
-                <w:rFonts w:asciiTheme="majorHAnsi" w:hAnsiTheme="majorHAnsi" w:cstheme="majorHAnsi"/>
-                <w:b/>
-              </w:rPr>
-              <w:t>Job Code:</w:t>
-            </w:r>
           </w:p>
         </w:tc>
         <w:tc>
@@ -389,14 +453,6 @@
                 <w:rFonts w:asciiTheme="majorHAnsi" w:hAnsiTheme="majorHAnsi" w:cstheme="majorHAnsi"/>
               </w:rPr>
             </w:pPr>
-            <w:bookmarkStart w:id="7" w:name="jobCodeText"/>
-            <w:r>
-              <w:rPr>
-                <w:rFonts w:asciiTheme="majorHAnsi" w:hAnsiTheme="majorHAnsi" w:cstheme="majorHAnsi"/>
-              </w:rPr>
-              <w:t>«jobCode»</w:t>
-            </w:r>
-            <w:bookmarkEnd w:id="7"/>
           </w:p>
         </w:tc>
       </w:tr>
@@ -448,14 +504,28 @@
                 <w:rFonts w:asciiTheme="majorHAnsi" w:hAnsiTheme="majorHAnsi" w:cstheme="majorHAnsi"/>
               </w:rPr>
             </w:pPr>
-            <w:bookmarkStart w:id="8" w:name="mainFunction"/>
+            <w:bookmarkStart w:id="7" w:name="mainFunction"/>
             <w:r>
               <w:rPr>
                 <w:rFonts w:asciiTheme="majorHAnsi" w:hAnsiTheme="majorHAnsi" w:cstheme="majorHAnsi"/>
               </w:rPr>
-              <w:t>«mainFunction»</w:t>
+              <w:t>«</w:t>
             </w:r>
-            <w:bookmarkEnd w:id="8"/>
+            <w:proofErr w:type="spellStart"/>
+            <w:r>
+              <w:rPr>
+                <w:rFonts w:asciiTheme="majorHAnsi" w:hAnsiTheme="majorHAnsi" w:cstheme="majorHAnsi"/>
+              </w:rPr>
+              <w:t>mainFunction</w:t>
+            </w:r>
+            <w:proofErr w:type="spellEnd"/>
+            <w:r>
+              <w:rPr>
+                <w:rFonts w:asciiTheme="majorHAnsi" w:hAnsiTheme="majorHAnsi" w:cstheme="majorHAnsi"/>
+              </w:rPr>
+              <w:t>»</w:t>
+            </w:r>
+            <w:bookmarkEnd w:id="7"/>
           </w:p>
           <w:p>
             <w:pPr>
@@ -504,12 +574,15 @@
         <w:tblLook w:val="04A0" w:firstRow="1" w:lastRow="0" w:firstColumn="1" w:lastColumn="0" w:noHBand="0" w:noVBand="1"/>
       </w:tblPr>
       <w:tblGrid>
-        <w:gridCol w:w="10368"/>
+        <w:gridCol w:w="10332"/>
       </w:tblGrid>
       <w:tr>
+        <w:trPr>
+          <w:trHeight w:val="1313"/>
+        </w:trPr>
         <w:tc>
           <w:tcPr>
-            <w:tcW w:w="10368" w:type="dxa"/>
+            <w:tcW w:w="10332" w:type="dxa"/>
             <w:shd w:val="clear" w:color="auto" w:fill="FFFFFF"/>
           </w:tcPr>
           <w:p>
@@ -525,7 +598,7 @@
                 <w:rFonts w:asciiTheme="majorHAnsi" w:hAnsiTheme="majorHAnsi" w:cstheme="majorHAnsi"/>
               </w:rPr>
             </w:pPr>
-            <w:bookmarkStart w:id="9" w:name="responsibilities"/>
+            <w:bookmarkStart w:id="8" w:name="responsibilities"/>
             <w:r>
               <w:rPr>
                 <w:rFonts w:asciiTheme="majorHAnsi" w:hAnsiTheme="majorHAnsi" w:cstheme="majorHAnsi"/>
@@ -533,21 +606,7 @@
               <w:t>«responsibilities»</w:t>
             </w:r>
           </w:p>
-          <w:bookmarkEnd w:id="9"/>
-          <w:p>
-            <w:pPr>
-              <w:rPr>
-                <w:rFonts w:asciiTheme="majorHAnsi" w:hAnsiTheme="majorHAnsi" w:cstheme="majorHAnsi"/>
-              </w:rPr>
-            </w:pPr>
-          </w:p>
-          <w:p>
-            <w:pPr>
-              <w:rPr>
-                <w:rFonts w:asciiTheme="majorHAnsi" w:hAnsiTheme="majorHAnsi" w:cstheme="majorHAnsi"/>
-              </w:rPr>
-            </w:pPr>
-          </w:p>
+          <w:bookmarkEnd w:id="8"/>
           <w:p>
             <w:pPr>
               <w:rPr>
@@ -641,19 +700,21 @@
                 <w:rFonts w:asciiTheme="majorHAnsi" w:hAnsiTheme="majorHAnsi" w:cstheme="majorHAnsi"/>
               </w:rPr>
             </w:pPr>
-            <w:bookmarkStart w:id="10" w:name="additionalDuties"/>
+            <w:bookmarkStart w:id="9" w:name="additionalDuties"/>
             <w:r>
               <w:rPr>
                 <w:rFonts w:asciiTheme="majorHAnsi" w:hAnsiTheme="majorHAnsi" w:cstheme="majorHAnsi"/>
               </w:rPr>
               <w:t>«</w:t>
             </w:r>
+            <w:proofErr w:type="spellStart"/>
             <w:r>
               <w:rPr>
                 <w:rFonts w:asciiTheme="majorHAnsi" w:hAnsiTheme="majorHAnsi" w:cstheme="majorHAnsi"/>
               </w:rPr>
               <w:t>additionalDuties</w:t>
             </w:r>
+            <w:proofErr w:type="spellEnd"/>
             <w:r>
               <w:rPr>
                 <w:rFonts w:asciiTheme="majorHAnsi" w:hAnsiTheme="majorHAnsi" w:cstheme="majorHAnsi"/>
@@ -661,7 +722,7 @@
               <w:t>»</w:t>
             </w:r>
           </w:p>
-          <w:bookmarkEnd w:id="10"/>
+          <w:bookmarkEnd w:id="9"/>
           <w:p>
             <w:pPr>
               <w:rPr>
@@ -751,14 +812,28 @@
                 <w:rFonts w:asciiTheme="majorHAnsi" w:hAnsiTheme="majorHAnsi" w:cstheme="majorHAnsi"/>
               </w:rPr>
             </w:pPr>
-            <w:bookmarkStart w:id="11" w:name="internalCommunication"/>
+            <w:bookmarkStart w:id="10" w:name="internalCommunication"/>
             <w:r>
               <w:rPr>
                 <w:rFonts w:asciiTheme="majorHAnsi" w:hAnsiTheme="majorHAnsi" w:cstheme="majorHAnsi"/>
               </w:rPr>
-              <w:t>«internalCommunication»</w:t>
+              <w:t>«</w:t>
             </w:r>
-            <w:bookmarkEnd w:id="11"/>
+            <w:proofErr w:type="spellStart"/>
+            <w:r>
+              <w:rPr>
+                <w:rFonts w:asciiTheme="majorHAnsi" w:hAnsiTheme="majorHAnsi" w:cstheme="majorHAnsi"/>
+              </w:rPr>
+              <w:t>internalCommunication</w:t>
+            </w:r>
+            <w:proofErr w:type="spellEnd"/>
+            <w:r>
+              <w:rPr>
+                <w:rFonts w:asciiTheme="majorHAnsi" w:hAnsiTheme="majorHAnsi" w:cstheme="majorHAnsi"/>
+              </w:rPr>
+              <w:t>»</w:t>
+            </w:r>
+            <w:bookmarkEnd w:id="10"/>
           </w:p>
         </w:tc>
       </w:tr>
@@ -793,14 +868,28 @@
                 <w:rFonts w:asciiTheme="majorHAnsi" w:hAnsiTheme="majorHAnsi" w:cstheme="majorHAnsi"/>
               </w:rPr>
             </w:pPr>
-            <w:bookmarkStart w:id="12" w:name="externalCommunication"/>
+            <w:bookmarkStart w:id="11" w:name="externalCommunication"/>
             <w:r>
               <w:rPr>
                 <w:rFonts w:asciiTheme="majorHAnsi" w:hAnsiTheme="majorHAnsi" w:cstheme="majorHAnsi"/>
               </w:rPr>
-              <w:t>«externalCommunication»</w:t>
+              <w:t>«</w:t>
             </w:r>
-            <w:bookmarkEnd w:id="12"/>
+            <w:proofErr w:type="spellStart"/>
+            <w:r>
+              <w:rPr>
+                <w:rFonts w:asciiTheme="majorHAnsi" w:hAnsiTheme="majorHAnsi" w:cstheme="majorHAnsi"/>
+              </w:rPr>
+              <w:t>externalCommunication</w:t>
+            </w:r>
+            <w:proofErr w:type="spellEnd"/>
+            <w:r>
+              <w:rPr>
+                <w:rFonts w:asciiTheme="majorHAnsi" w:hAnsiTheme="majorHAnsi" w:cstheme="majorHAnsi"/>
+              </w:rPr>
+              <w:t>»</w:t>
+            </w:r>
+            <w:bookmarkEnd w:id="11"/>
           </w:p>
         </w:tc>
       </w:tr>
@@ -862,14 +951,14 @@
                 <w:rFonts w:asciiTheme="majorHAnsi" w:hAnsiTheme="majorHAnsi" w:cstheme="majorHAnsi"/>
               </w:rPr>
             </w:pPr>
-            <w:bookmarkStart w:id="13" w:name="educationText"/>
+            <w:bookmarkStart w:id="12" w:name="educationText"/>
             <w:r>
               <w:rPr>
                 <w:rFonts w:asciiTheme="majorHAnsi" w:hAnsiTheme="majorHAnsi" w:cstheme="majorHAnsi"/>
               </w:rPr>
               <w:t>«education»</w:t>
             </w:r>
-            <w:bookmarkEnd w:id="13"/>
+            <w:bookmarkEnd w:id="12"/>
           </w:p>
           <w:p>
             <w:pPr>
@@ -911,14 +1000,14 @@
                 <w:rFonts w:asciiTheme="majorHAnsi" w:hAnsiTheme="majorHAnsi" w:cstheme="majorHAnsi"/>
               </w:rPr>
             </w:pPr>
-            <w:bookmarkStart w:id="14" w:name="experience"/>
+            <w:bookmarkStart w:id="13" w:name="experience"/>
             <w:r>
               <w:rPr>
                 <w:rFonts w:asciiTheme="majorHAnsi" w:hAnsiTheme="majorHAnsi" w:cstheme="majorHAnsi"/>
               </w:rPr>
               <w:t>«experience»</w:t>
             </w:r>
-            <w:bookmarkEnd w:id="14"/>
+            <w:bookmarkEnd w:id="13"/>
           </w:p>
           <w:p>
             <w:pPr>
@@ -960,14 +1049,14 @@
                 <w:rFonts w:asciiTheme="majorHAnsi" w:hAnsiTheme="majorHAnsi" w:cstheme="majorHAnsi"/>
               </w:rPr>
             </w:pPr>
-            <w:bookmarkStart w:id="15" w:name="knowledge"/>
+            <w:bookmarkStart w:id="14" w:name="knowledge"/>
             <w:r>
               <w:rPr>
                 <w:rFonts w:asciiTheme="majorHAnsi" w:hAnsiTheme="majorHAnsi" w:cstheme="majorHAnsi"/>
               </w:rPr>
               <w:t>«knowledge»</w:t>
             </w:r>
-            <w:bookmarkEnd w:id="15"/>
+            <w:bookmarkEnd w:id="14"/>
           </w:p>
           <w:p>
             <w:pPr>
@@ -1009,14 +1098,14 @@
                 <w:rFonts w:asciiTheme="majorHAnsi" w:hAnsiTheme="majorHAnsi" w:cstheme="majorHAnsi"/>
               </w:rPr>
             </w:pPr>
-            <w:bookmarkStart w:id="16" w:name="skills"/>
+            <w:bookmarkStart w:id="15" w:name="skills"/>
             <w:r>
               <w:rPr>
                 <w:rFonts w:asciiTheme="majorHAnsi" w:hAnsiTheme="majorHAnsi" w:cstheme="majorHAnsi"/>
               </w:rPr>
               <w:t>«skills»</w:t>
             </w:r>
-            <w:bookmarkEnd w:id="16"/>
+            <w:bookmarkEnd w:id="15"/>
           </w:p>
           <w:p>
             <w:pPr>
@@ -1065,14 +1154,28 @@
                 <w:rFonts w:asciiTheme="majorHAnsi" w:hAnsiTheme="majorHAnsi" w:cstheme="majorHAnsi"/>
               </w:rPr>
             </w:pPr>
-            <w:bookmarkStart w:id="17" w:name="performanceIndicators"/>
+            <w:bookmarkStart w:id="16" w:name="performanceIndicators"/>
             <w:r>
               <w:rPr>
                 <w:rFonts w:asciiTheme="majorHAnsi" w:hAnsiTheme="majorHAnsi" w:cstheme="majorHAnsi"/>
               </w:rPr>
-              <w:t>«performanceIndicators»</w:t>
+              <w:t>«</w:t>
             </w:r>
-            <w:bookmarkEnd w:id="17"/>
+            <w:proofErr w:type="spellStart"/>
+            <w:r>
+              <w:rPr>
+                <w:rFonts w:asciiTheme="majorHAnsi" w:hAnsiTheme="majorHAnsi" w:cstheme="majorHAnsi"/>
+              </w:rPr>
+              <w:t>performanceIndicators</w:t>
+            </w:r>
+            <w:proofErr w:type="spellEnd"/>
+            <w:r>
+              <w:rPr>
+                <w:rFonts w:asciiTheme="majorHAnsi" w:hAnsiTheme="majorHAnsi" w:cstheme="majorHAnsi"/>
+              </w:rPr>
+              <w:t>»</w:t>
+            </w:r>
+            <w:bookmarkEnd w:id="16"/>
           </w:p>
           <w:p>
             <w:pPr>

--- a/Case Code Activity Classes/HR/Job Description/Job_Description_Template.docx
+++ b/Case Code Activity Classes/HR/Job Description/Job_Description_Template.docx
@@ -23,6 +23,7 @@
         <w:tblStyle w:val="TableGrid"/>
         <w:tblW w:w="10796" w:type="dxa"/>
         <w:jc w:val="center"/>
+        <w:shd w:val="clear" w:color="auto" w:fill="FFFFFF" w:themeFill="background1"/>
         <w:tblLook w:val="04A0" w:firstRow="1" w:lastRow="0" w:firstColumn="1" w:lastColumn="0" w:noHBand="0" w:noVBand="1"/>
       </w:tblPr>
       <w:tblGrid>
@@ -39,13 +40,14 @@
         <w:tc>
           <w:tcPr>
             <w:tcW w:w="2093" w:type="dxa"/>
-            <w:shd w:val="clear" w:color="auto" w:fill="F2F2F2"/>
+            <w:shd w:val="clear" w:color="auto" w:fill="FFFFFF" w:themeFill="background1"/>
             <w:vAlign w:val="center"/>
           </w:tcPr>
           <w:p>
             <w:pPr>
               <w:rPr>
                 <w:rFonts w:asciiTheme="majorHAnsi" w:hAnsiTheme="majorHAnsi" w:cstheme="majorHAnsi"/>
+                <w:b/>
               </w:rPr>
             </w:pPr>
             <w:r>
@@ -60,18 +62,20 @@
         <w:tc>
           <w:tcPr>
             <w:tcW w:w="3103" w:type="dxa"/>
-            <w:shd w:val="clear" w:color="auto" w:fill="F2F2F2"/>
+            <w:shd w:val="clear" w:color="auto" w:fill="FFFFFF" w:themeFill="background1"/>
           </w:tcPr>
           <w:p>
             <w:pPr>
               <w:rPr>
                 <w:rFonts w:asciiTheme="majorHAnsi" w:hAnsiTheme="majorHAnsi" w:cstheme="majorHAnsi"/>
+                <w:b/>
               </w:rPr>
             </w:pPr>
             <w:bookmarkStart w:id="0" w:name="issueNumber"/>
             <w:r>
               <w:rPr>
                 <w:rFonts w:asciiTheme="majorHAnsi" w:hAnsiTheme="majorHAnsi" w:cstheme="majorHAnsi"/>
+                <w:b/>
               </w:rPr>
               <w:t>«</w:t>
             </w:r>
@@ -79,6 +83,7 @@
             <w:r>
               <w:rPr>
                 <w:rFonts w:asciiTheme="majorHAnsi" w:hAnsiTheme="majorHAnsi" w:cstheme="majorHAnsi"/>
+                <w:b/>
               </w:rPr>
               <w:t>issueNumber</w:t>
             </w:r>
@@ -86,6 +91,7 @@
             <w:r>
               <w:rPr>
                 <w:rFonts w:asciiTheme="majorHAnsi" w:hAnsiTheme="majorHAnsi" w:cstheme="majorHAnsi"/>
+                <w:b/>
               </w:rPr>
               <w:t>»</w:t>
             </w:r>
@@ -95,13 +101,14 @@
         <w:tc>
           <w:tcPr>
             <w:tcW w:w="2200" w:type="dxa"/>
-            <w:shd w:val="clear" w:color="auto" w:fill="F2F2F2"/>
+            <w:shd w:val="clear" w:color="auto" w:fill="FFFFFF" w:themeFill="background1"/>
             <w:vAlign w:val="center"/>
           </w:tcPr>
           <w:p>
             <w:pPr>
               <w:rPr>
                 <w:rFonts w:asciiTheme="majorHAnsi" w:hAnsiTheme="majorHAnsi" w:cstheme="majorHAnsi"/>
+                <w:b/>
               </w:rPr>
             </w:pPr>
             <w:r>
@@ -116,18 +123,20 @@
         <w:tc>
           <w:tcPr>
             <w:tcW w:w="3400" w:type="dxa"/>
-            <w:shd w:val="clear" w:color="auto" w:fill="F2F2F2"/>
+            <w:shd w:val="clear" w:color="auto" w:fill="FFFFFF" w:themeFill="background1"/>
           </w:tcPr>
           <w:p>
             <w:pPr>
               <w:rPr>
                 <w:rFonts w:asciiTheme="majorHAnsi" w:hAnsiTheme="majorHAnsi" w:cstheme="majorHAnsi"/>
+                <w:b/>
               </w:rPr>
             </w:pPr>
             <w:bookmarkStart w:id="1" w:name="issueDate"/>
             <w:r>
               <w:rPr>
                 <w:rFonts w:asciiTheme="majorHAnsi" w:hAnsiTheme="majorHAnsi" w:cstheme="majorHAnsi"/>
+                <w:b/>
               </w:rPr>
               <w:t>«</w:t>
             </w:r>
@@ -135,6 +144,7 @@
             <w:r>
               <w:rPr>
                 <w:rFonts w:asciiTheme="majorHAnsi" w:hAnsiTheme="majorHAnsi" w:cstheme="majorHAnsi"/>
+                <w:b/>
               </w:rPr>
               <w:t>issueDate</w:t>
             </w:r>
@@ -142,6 +152,7 @@
             <w:r>
               <w:rPr>
                 <w:rFonts w:asciiTheme="majorHAnsi" w:hAnsiTheme="majorHAnsi" w:cstheme="majorHAnsi"/>
+                <w:b/>
               </w:rPr>
               <w:t>»</w:t>
             </w:r>
@@ -157,6 +168,7 @@
         <w:tc>
           <w:tcPr>
             <w:tcW w:w="2093" w:type="dxa"/>
+            <w:shd w:val="clear" w:color="auto" w:fill="FFFFFF" w:themeFill="background1"/>
             <w:vAlign w:val="center"/>
           </w:tcPr>
           <w:p>
@@ -177,6 +189,7 @@
         <w:tc>
           <w:tcPr>
             <w:tcW w:w="3103" w:type="dxa"/>
+            <w:shd w:val="clear" w:color="auto" w:fill="FFFFFF" w:themeFill="background1"/>
           </w:tcPr>
           <w:p>
             <w:pPr>
@@ -197,6 +210,7 @@
         <w:tc>
           <w:tcPr>
             <w:tcW w:w="2200" w:type="dxa"/>
+            <w:shd w:val="clear" w:color="auto" w:fill="FFFFFF" w:themeFill="background1"/>
             <w:vAlign w:val="center"/>
           </w:tcPr>
           <w:p>
@@ -225,6 +239,7 @@
         <w:tc>
           <w:tcPr>
             <w:tcW w:w="3400" w:type="dxa"/>
+            <w:shd w:val="clear" w:color="auto" w:fill="FFFFFF" w:themeFill="background1"/>
           </w:tcPr>
           <w:p>
             <w:pPr>
@@ -265,6 +280,7 @@
         <w:tc>
           <w:tcPr>
             <w:tcW w:w="2093" w:type="dxa"/>
+            <w:shd w:val="clear" w:color="auto" w:fill="FFFFFF" w:themeFill="background1"/>
             <w:vAlign w:val="center"/>
           </w:tcPr>
           <w:p>
@@ -285,6 +301,7 @@
         <w:tc>
           <w:tcPr>
             <w:tcW w:w="3103" w:type="dxa"/>
+            <w:shd w:val="clear" w:color="auto" w:fill="FFFFFF" w:themeFill="background1"/>
           </w:tcPr>
           <w:p>
             <w:pPr>
@@ -319,6 +336,7 @@
         <w:tc>
           <w:tcPr>
             <w:tcW w:w="2200" w:type="dxa"/>
+            <w:shd w:val="clear" w:color="auto" w:fill="FFFFFF" w:themeFill="background1"/>
             <w:vAlign w:val="center"/>
           </w:tcPr>
           <w:p>
@@ -339,6 +357,7 @@
         <w:tc>
           <w:tcPr>
             <w:tcW w:w="3400" w:type="dxa"/>
+            <w:shd w:val="clear" w:color="auto" w:fill="FFFFFF" w:themeFill="background1"/>
           </w:tcPr>
           <w:p>
             <w:pPr>
@@ -379,6 +398,7 @@
         <w:tc>
           <w:tcPr>
             <w:tcW w:w="2093" w:type="dxa"/>
+            <w:shd w:val="clear" w:color="auto" w:fill="FFFFFF" w:themeFill="background1"/>
             <w:vAlign w:val="center"/>
           </w:tcPr>
           <w:p>
@@ -399,6 +419,7 @@
         <w:tc>
           <w:tcPr>
             <w:tcW w:w="3103" w:type="dxa"/>
+            <w:shd w:val="clear" w:color="auto" w:fill="FFFFFF" w:themeFill="background1"/>
           </w:tcPr>
           <w:p>
             <w:pPr>
@@ -433,6 +454,7 @@
         <w:tc>
           <w:tcPr>
             <w:tcW w:w="2200" w:type="dxa"/>
+            <w:shd w:val="clear" w:color="auto" w:fill="FFFFFF" w:themeFill="background1"/>
             <w:vAlign w:val="center"/>
           </w:tcPr>
           <w:p>
@@ -446,6 +468,7 @@
         <w:tc>
           <w:tcPr>
             <w:tcW w:w="3400" w:type="dxa"/>
+            <w:shd w:val="clear" w:color="auto" w:fill="FFFFFF" w:themeFill="background1"/>
           </w:tcPr>
           <w:p>
             <w:pPr>
@@ -585,13 +608,6 @@
             <w:tcW w:w="10332" w:type="dxa"/>
             <w:shd w:val="clear" w:color="auto" w:fill="FFFFFF"/>
           </w:tcPr>
-          <w:p>
-            <w:pPr>
-              <w:rPr>
-                <w:rFonts w:asciiTheme="majorHAnsi" w:hAnsiTheme="majorHAnsi" w:cstheme="majorHAnsi"/>
-              </w:rPr>
-            </w:pPr>
-          </w:p>
           <w:p>
             <w:pPr>
               <w:rPr>

--- a/Case Code Activity Classes/HR/Job Description/Job_Description_Template.docx
+++ b/Case Code Activity Classes/HR/Job Description/Job_Description_Template.docx
@@ -6,14 +6,17 @@
       <w:pPr>
         <w:jc w:val="center"/>
         <w:rPr>
-          <w:rFonts w:asciiTheme="majorHAnsi" w:hAnsiTheme="majorHAnsi" w:cstheme="majorHAnsi"/>
+          <w:rFonts w:asciiTheme="minorBidi" w:hAnsiTheme="minorBidi"/>
+          <w:sz w:val="20"/>
+          <w:szCs w:val="20"/>
         </w:rPr>
       </w:pPr>
       <w:r>
         <w:rPr>
-          <w:rFonts w:asciiTheme="majorHAnsi" w:hAnsiTheme="majorHAnsi" w:cstheme="majorHAnsi"/>
+          <w:rFonts w:asciiTheme="minorBidi" w:hAnsiTheme="minorBidi"/>
           <w:b/>
-          <w:sz w:val="32"/>
+          <w:sz w:val="20"/>
+          <w:szCs w:val="20"/>
         </w:rPr>
         <w:t>JOB DESCRIPTION</w:t>
       </w:r>
@@ -46,14 +49,18 @@
           <w:p>
             <w:pPr>
               <w:rPr>
-                <w:rFonts w:asciiTheme="majorHAnsi" w:hAnsiTheme="majorHAnsi" w:cstheme="majorHAnsi"/>
+                <w:rFonts w:asciiTheme="minorBidi" w:hAnsiTheme="minorBidi"/>
                 <w:b/>
+                <w:sz w:val="20"/>
+                <w:szCs w:val="20"/>
               </w:rPr>
             </w:pPr>
             <w:r>
               <w:rPr>
-                <w:rFonts w:asciiTheme="majorHAnsi" w:hAnsiTheme="majorHAnsi" w:cstheme="majorHAnsi"/>
+                <w:rFonts w:asciiTheme="minorBidi" w:hAnsiTheme="minorBidi"/>
                 <w:b/>
+                <w:sz w:val="20"/>
+                <w:szCs w:val="20"/>
               </w:rPr>
               <w:t>Issue Number:</w:t>
             </w:r>
@@ -67,31 +74,39 @@
           <w:p>
             <w:pPr>
               <w:rPr>
-                <w:rFonts w:asciiTheme="majorHAnsi" w:hAnsiTheme="majorHAnsi" w:cstheme="majorHAnsi"/>
+                <w:rFonts w:asciiTheme="minorBidi" w:hAnsiTheme="minorBidi"/>
                 <w:b/>
+                <w:sz w:val="20"/>
+                <w:szCs w:val="20"/>
               </w:rPr>
             </w:pPr>
             <w:bookmarkStart w:id="0" w:name="issueNumber"/>
             <w:r>
               <w:rPr>
-                <w:rFonts w:asciiTheme="majorHAnsi" w:hAnsiTheme="majorHAnsi" w:cstheme="majorHAnsi"/>
+                <w:rFonts w:asciiTheme="minorBidi" w:hAnsiTheme="minorBidi"/>
                 <w:b/>
+                <w:sz w:val="20"/>
+                <w:szCs w:val="20"/>
               </w:rPr>
               <w:t>«</w:t>
             </w:r>
             <w:proofErr w:type="spellStart"/>
             <w:r>
               <w:rPr>
-                <w:rFonts w:asciiTheme="majorHAnsi" w:hAnsiTheme="majorHAnsi" w:cstheme="majorHAnsi"/>
+                <w:rFonts w:asciiTheme="minorBidi" w:hAnsiTheme="minorBidi"/>
                 <w:b/>
+                <w:sz w:val="20"/>
+                <w:szCs w:val="20"/>
               </w:rPr>
               <w:t>issueNumber</w:t>
             </w:r>
             <w:proofErr w:type="spellEnd"/>
             <w:r>
               <w:rPr>
-                <w:rFonts w:asciiTheme="majorHAnsi" w:hAnsiTheme="majorHAnsi" w:cstheme="majorHAnsi"/>
+                <w:rFonts w:asciiTheme="minorBidi" w:hAnsiTheme="minorBidi"/>
                 <w:b/>
+                <w:sz w:val="20"/>
+                <w:szCs w:val="20"/>
               </w:rPr>
               <w:t>»</w:t>
             </w:r>
@@ -107,14 +122,18 @@
           <w:p>
             <w:pPr>
               <w:rPr>
-                <w:rFonts w:asciiTheme="majorHAnsi" w:hAnsiTheme="majorHAnsi" w:cstheme="majorHAnsi"/>
+                <w:rFonts w:asciiTheme="minorBidi" w:hAnsiTheme="minorBidi"/>
                 <w:b/>
+                <w:sz w:val="20"/>
+                <w:szCs w:val="20"/>
               </w:rPr>
             </w:pPr>
             <w:r>
               <w:rPr>
-                <w:rFonts w:asciiTheme="majorHAnsi" w:hAnsiTheme="majorHAnsi" w:cstheme="majorHAnsi"/>
+                <w:rFonts w:asciiTheme="minorBidi" w:hAnsiTheme="minorBidi"/>
                 <w:b/>
+                <w:sz w:val="20"/>
+                <w:szCs w:val="20"/>
               </w:rPr>
               <w:t>Issue Date:</w:t>
             </w:r>
@@ -128,31 +147,39 @@
           <w:p>
             <w:pPr>
               <w:rPr>
-                <w:rFonts w:asciiTheme="majorHAnsi" w:hAnsiTheme="majorHAnsi" w:cstheme="majorHAnsi"/>
+                <w:rFonts w:asciiTheme="minorBidi" w:hAnsiTheme="minorBidi"/>
                 <w:b/>
+                <w:sz w:val="20"/>
+                <w:szCs w:val="20"/>
               </w:rPr>
             </w:pPr>
             <w:bookmarkStart w:id="1" w:name="issueDate"/>
             <w:r>
               <w:rPr>
-                <w:rFonts w:asciiTheme="majorHAnsi" w:hAnsiTheme="majorHAnsi" w:cstheme="majorHAnsi"/>
+                <w:rFonts w:asciiTheme="minorBidi" w:hAnsiTheme="minorBidi"/>
                 <w:b/>
+                <w:sz w:val="20"/>
+                <w:szCs w:val="20"/>
               </w:rPr>
               <w:t>«</w:t>
             </w:r>
             <w:proofErr w:type="spellStart"/>
             <w:r>
               <w:rPr>
-                <w:rFonts w:asciiTheme="majorHAnsi" w:hAnsiTheme="majorHAnsi" w:cstheme="majorHAnsi"/>
+                <w:rFonts w:asciiTheme="minorBidi" w:hAnsiTheme="minorBidi"/>
                 <w:b/>
+                <w:sz w:val="20"/>
+                <w:szCs w:val="20"/>
               </w:rPr>
               <w:t>issueDate</w:t>
             </w:r>
             <w:proofErr w:type="spellEnd"/>
             <w:r>
               <w:rPr>
-                <w:rFonts w:asciiTheme="majorHAnsi" w:hAnsiTheme="majorHAnsi" w:cstheme="majorHAnsi"/>
+                <w:rFonts w:asciiTheme="minorBidi" w:hAnsiTheme="minorBidi"/>
                 <w:b/>
+                <w:sz w:val="20"/>
+                <w:szCs w:val="20"/>
               </w:rPr>
               <w:t>»</w:t>
             </w:r>
@@ -174,13 +201,17 @@
           <w:p>
             <w:pPr>
               <w:rPr>
-                <w:rFonts w:asciiTheme="majorHAnsi" w:hAnsiTheme="majorHAnsi" w:cstheme="majorHAnsi"/>
+                <w:rFonts w:asciiTheme="minorBidi" w:hAnsiTheme="minorBidi"/>
+                <w:sz w:val="20"/>
+                <w:szCs w:val="20"/>
               </w:rPr>
             </w:pPr>
             <w:r>
               <w:rPr>
-                <w:rFonts w:asciiTheme="majorHAnsi" w:hAnsiTheme="majorHAnsi" w:cstheme="majorHAnsi"/>
+                <w:rFonts w:asciiTheme="minorBidi" w:hAnsiTheme="minorBidi"/>
                 <w:b/>
+                <w:sz w:val="20"/>
+                <w:szCs w:val="20"/>
               </w:rPr>
               <w:t>Department:</w:t>
             </w:r>
@@ -194,13 +225,17 @@
           <w:p>
             <w:pPr>
               <w:rPr>
-                <w:rFonts w:asciiTheme="majorHAnsi" w:hAnsiTheme="majorHAnsi" w:cstheme="majorHAnsi"/>
+                <w:rFonts w:asciiTheme="minorBidi" w:hAnsiTheme="minorBidi"/>
+                <w:sz w:val="20"/>
+                <w:szCs w:val="20"/>
               </w:rPr>
             </w:pPr>
             <w:bookmarkStart w:id="2" w:name="departmentText"/>
             <w:r>
               <w:rPr>
-                <w:rFonts w:asciiTheme="majorHAnsi" w:hAnsiTheme="majorHAnsi" w:cstheme="majorHAnsi"/>
+                <w:rFonts w:asciiTheme="minorBidi" w:hAnsiTheme="minorBidi"/>
+                <w:sz w:val="20"/>
+                <w:szCs w:val="20"/>
               </w:rPr>
               <w:t>«department»</w:t>
             </w:r>
@@ -216,21 +251,27 @@
           <w:p>
             <w:pPr>
               <w:rPr>
-                <w:rFonts w:asciiTheme="majorHAnsi" w:hAnsiTheme="majorHAnsi" w:cstheme="majorHAnsi"/>
+                <w:rFonts w:asciiTheme="minorBidi" w:hAnsiTheme="minorBidi"/>
+                <w:sz w:val="20"/>
+                <w:szCs w:val="20"/>
               </w:rPr>
             </w:pPr>
             <w:r>
               <w:rPr>
-                <w:rFonts w:asciiTheme="majorHAnsi" w:hAnsiTheme="majorHAnsi" w:cstheme="majorHAnsi"/>
+                <w:rFonts w:asciiTheme="minorBidi" w:hAnsiTheme="minorBidi"/>
                 <w:b/>
                 <w:bCs/>
+                <w:sz w:val="20"/>
+                <w:szCs w:val="20"/>
               </w:rPr>
               <w:t xml:space="preserve">Job </w:t>
             </w:r>
             <w:r>
               <w:rPr>
-                <w:rFonts w:asciiTheme="majorHAnsi" w:hAnsiTheme="majorHAnsi" w:cstheme="majorHAnsi"/>
+                <w:rFonts w:asciiTheme="minorBidi" w:hAnsiTheme="minorBidi"/>
                 <w:b/>
+                <w:sz w:val="20"/>
+                <w:szCs w:val="20"/>
               </w:rPr>
               <w:t>Title:</w:t>
             </w:r>
@@ -244,27 +285,35 @@
           <w:p>
             <w:pPr>
               <w:rPr>
-                <w:rFonts w:asciiTheme="majorHAnsi" w:hAnsiTheme="majorHAnsi" w:cstheme="majorHAnsi"/>
+                <w:rFonts w:asciiTheme="minorBidi" w:hAnsiTheme="minorBidi"/>
+                <w:sz w:val="20"/>
+                <w:szCs w:val="20"/>
               </w:rPr>
             </w:pPr>
             <w:bookmarkStart w:id="3" w:name="jobTitleText"/>
             <w:r>
               <w:rPr>
-                <w:rFonts w:asciiTheme="majorHAnsi" w:hAnsiTheme="majorHAnsi" w:cstheme="majorHAnsi"/>
+                <w:rFonts w:asciiTheme="minorBidi" w:hAnsiTheme="minorBidi"/>
+                <w:sz w:val="20"/>
+                <w:szCs w:val="20"/>
               </w:rPr>
               <w:t>«</w:t>
             </w:r>
             <w:proofErr w:type="spellStart"/>
             <w:r>
               <w:rPr>
-                <w:rFonts w:asciiTheme="majorHAnsi" w:hAnsiTheme="majorHAnsi" w:cstheme="majorHAnsi"/>
+                <w:rFonts w:asciiTheme="minorBidi" w:hAnsiTheme="minorBidi"/>
+                <w:sz w:val="20"/>
+                <w:szCs w:val="20"/>
               </w:rPr>
               <w:t>jobTitle</w:t>
             </w:r>
             <w:proofErr w:type="spellEnd"/>
             <w:r>
               <w:rPr>
-                <w:rFonts w:asciiTheme="majorHAnsi" w:hAnsiTheme="majorHAnsi" w:cstheme="majorHAnsi"/>
+                <w:rFonts w:asciiTheme="minorBidi" w:hAnsiTheme="minorBidi"/>
+                <w:sz w:val="20"/>
+                <w:szCs w:val="20"/>
               </w:rPr>
               <w:t>»</w:t>
             </w:r>
@@ -286,13 +335,17 @@
           <w:p>
             <w:pPr>
               <w:rPr>
-                <w:rFonts w:asciiTheme="majorHAnsi" w:hAnsiTheme="majorHAnsi" w:cstheme="majorHAnsi"/>
+                <w:rFonts w:asciiTheme="minorBidi" w:hAnsiTheme="minorBidi"/>
+                <w:sz w:val="20"/>
+                <w:szCs w:val="20"/>
               </w:rPr>
             </w:pPr>
             <w:r>
               <w:rPr>
-                <w:rFonts w:asciiTheme="majorHAnsi" w:hAnsiTheme="majorHAnsi" w:cstheme="majorHAnsi"/>
+                <w:rFonts w:asciiTheme="minorBidi" w:hAnsiTheme="minorBidi"/>
                 <w:b/>
+                <w:sz w:val="20"/>
+                <w:szCs w:val="20"/>
               </w:rPr>
               <w:t>Reporting To:</w:t>
             </w:r>
@@ -306,27 +359,35 @@
           <w:p>
             <w:pPr>
               <w:rPr>
-                <w:rFonts w:asciiTheme="majorHAnsi" w:hAnsiTheme="majorHAnsi" w:cstheme="majorHAnsi"/>
+                <w:rFonts w:asciiTheme="minorBidi" w:hAnsiTheme="minorBidi"/>
+                <w:sz w:val="20"/>
+                <w:szCs w:val="20"/>
               </w:rPr>
             </w:pPr>
             <w:bookmarkStart w:id="4" w:name="reportingToText"/>
             <w:r>
               <w:rPr>
-                <w:rFonts w:asciiTheme="majorHAnsi" w:hAnsiTheme="majorHAnsi" w:cstheme="majorHAnsi"/>
+                <w:rFonts w:asciiTheme="minorBidi" w:hAnsiTheme="minorBidi"/>
+                <w:sz w:val="20"/>
+                <w:szCs w:val="20"/>
               </w:rPr>
               <w:t>«</w:t>
             </w:r>
             <w:proofErr w:type="spellStart"/>
             <w:r>
               <w:rPr>
-                <w:rFonts w:asciiTheme="majorHAnsi" w:hAnsiTheme="majorHAnsi" w:cstheme="majorHAnsi"/>
+                <w:rFonts w:asciiTheme="minorBidi" w:hAnsiTheme="minorBidi"/>
+                <w:sz w:val="20"/>
+                <w:szCs w:val="20"/>
               </w:rPr>
               <w:t>reportingTo</w:t>
             </w:r>
             <w:proofErr w:type="spellEnd"/>
             <w:r>
               <w:rPr>
-                <w:rFonts w:asciiTheme="majorHAnsi" w:hAnsiTheme="majorHAnsi" w:cstheme="majorHAnsi"/>
+                <w:rFonts w:asciiTheme="minorBidi" w:hAnsiTheme="minorBidi"/>
+                <w:sz w:val="20"/>
+                <w:szCs w:val="20"/>
               </w:rPr>
               <w:t>»</w:t>
             </w:r>
@@ -342,13 +403,17 @@
           <w:p>
             <w:pPr>
               <w:rPr>
-                <w:rFonts w:asciiTheme="majorHAnsi" w:hAnsiTheme="majorHAnsi" w:cstheme="majorHAnsi"/>
+                <w:rFonts w:asciiTheme="minorBidi" w:hAnsiTheme="minorBidi"/>
+                <w:sz w:val="20"/>
+                <w:szCs w:val="20"/>
               </w:rPr>
             </w:pPr>
             <w:r>
               <w:rPr>
-                <w:rFonts w:asciiTheme="majorHAnsi" w:hAnsiTheme="majorHAnsi" w:cstheme="majorHAnsi"/>
+                <w:rFonts w:asciiTheme="minorBidi" w:hAnsiTheme="minorBidi"/>
                 <w:b/>
+                <w:sz w:val="20"/>
+                <w:szCs w:val="20"/>
               </w:rPr>
               <w:t>Grade Level:</w:t>
             </w:r>
@@ -362,27 +427,35 @@
           <w:p>
             <w:pPr>
               <w:rPr>
-                <w:rFonts w:asciiTheme="majorHAnsi" w:hAnsiTheme="majorHAnsi" w:cstheme="majorHAnsi"/>
+                <w:rFonts w:asciiTheme="minorBidi" w:hAnsiTheme="minorBidi"/>
+                <w:sz w:val="20"/>
+                <w:szCs w:val="20"/>
               </w:rPr>
             </w:pPr>
             <w:bookmarkStart w:id="5" w:name="gradeLevelText"/>
             <w:r>
               <w:rPr>
-                <w:rFonts w:asciiTheme="majorHAnsi" w:hAnsiTheme="majorHAnsi" w:cstheme="majorHAnsi"/>
+                <w:rFonts w:asciiTheme="minorBidi" w:hAnsiTheme="minorBidi"/>
+                <w:sz w:val="20"/>
+                <w:szCs w:val="20"/>
               </w:rPr>
               <w:t>«</w:t>
             </w:r>
             <w:proofErr w:type="spellStart"/>
             <w:r>
               <w:rPr>
-                <w:rFonts w:asciiTheme="majorHAnsi" w:hAnsiTheme="majorHAnsi" w:cstheme="majorHAnsi"/>
+                <w:rFonts w:asciiTheme="minorBidi" w:hAnsiTheme="minorBidi"/>
+                <w:sz w:val="20"/>
+                <w:szCs w:val="20"/>
               </w:rPr>
               <w:t>gradeLevel</w:t>
             </w:r>
             <w:proofErr w:type="spellEnd"/>
             <w:r>
               <w:rPr>
-                <w:rFonts w:asciiTheme="majorHAnsi" w:hAnsiTheme="majorHAnsi" w:cstheme="majorHAnsi"/>
+                <w:rFonts w:asciiTheme="minorBidi" w:hAnsiTheme="minorBidi"/>
+                <w:sz w:val="20"/>
+                <w:szCs w:val="20"/>
               </w:rPr>
               <w:t>»</w:t>
             </w:r>
@@ -404,13 +477,17 @@
           <w:p>
             <w:pPr>
               <w:rPr>
-                <w:rFonts w:asciiTheme="majorHAnsi" w:hAnsiTheme="majorHAnsi" w:cstheme="majorHAnsi"/>
+                <w:rFonts w:asciiTheme="minorBidi" w:hAnsiTheme="minorBidi"/>
+                <w:sz w:val="20"/>
+                <w:szCs w:val="20"/>
               </w:rPr>
             </w:pPr>
             <w:r>
               <w:rPr>
-                <w:rFonts w:asciiTheme="majorHAnsi" w:hAnsiTheme="majorHAnsi" w:cstheme="majorHAnsi"/>
+                <w:rFonts w:asciiTheme="minorBidi" w:hAnsiTheme="minorBidi"/>
                 <w:b/>
+                <w:sz w:val="20"/>
+                <w:szCs w:val="20"/>
               </w:rPr>
               <w:t>Job Code:</w:t>
             </w:r>
@@ -424,27 +501,35 @@
           <w:p>
             <w:pPr>
               <w:rPr>
-                <w:rFonts w:asciiTheme="majorHAnsi" w:hAnsiTheme="majorHAnsi" w:cstheme="majorHAnsi"/>
+                <w:rFonts w:asciiTheme="minorBidi" w:hAnsiTheme="minorBidi"/>
+                <w:sz w:val="20"/>
+                <w:szCs w:val="20"/>
               </w:rPr>
             </w:pPr>
             <w:bookmarkStart w:id="6" w:name="jobCodeText"/>
             <w:r>
               <w:rPr>
-                <w:rFonts w:asciiTheme="majorHAnsi" w:hAnsiTheme="majorHAnsi" w:cstheme="majorHAnsi"/>
+                <w:rFonts w:asciiTheme="minorBidi" w:hAnsiTheme="minorBidi"/>
+                <w:sz w:val="20"/>
+                <w:szCs w:val="20"/>
               </w:rPr>
               <w:t>«</w:t>
             </w:r>
             <w:proofErr w:type="spellStart"/>
             <w:r>
               <w:rPr>
-                <w:rFonts w:asciiTheme="majorHAnsi" w:hAnsiTheme="majorHAnsi" w:cstheme="majorHAnsi"/>
+                <w:rFonts w:asciiTheme="minorBidi" w:hAnsiTheme="minorBidi"/>
+                <w:sz w:val="20"/>
+                <w:szCs w:val="20"/>
               </w:rPr>
               <w:t>jobCode</w:t>
             </w:r>
             <w:proofErr w:type="spellEnd"/>
             <w:r>
               <w:rPr>
-                <w:rFonts w:asciiTheme="majorHAnsi" w:hAnsiTheme="majorHAnsi" w:cstheme="majorHAnsi"/>
+                <w:rFonts w:asciiTheme="minorBidi" w:hAnsiTheme="minorBidi"/>
+                <w:sz w:val="20"/>
+                <w:szCs w:val="20"/>
               </w:rPr>
               <w:t>»</w:t>
             </w:r>
@@ -460,7 +545,9 @@
           <w:p>
             <w:pPr>
               <w:rPr>
-                <w:rFonts w:asciiTheme="majorHAnsi" w:hAnsiTheme="majorHAnsi" w:cstheme="majorHAnsi"/>
+                <w:rFonts w:asciiTheme="minorBidi" w:hAnsiTheme="minorBidi"/>
+                <w:sz w:val="20"/>
+                <w:szCs w:val="20"/>
               </w:rPr>
             </w:pPr>
           </w:p>
@@ -473,7 +560,9 @@
           <w:p>
             <w:pPr>
               <w:rPr>
-                <w:rFonts w:asciiTheme="majorHAnsi" w:hAnsiTheme="majorHAnsi" w:cstheme="majorHAnsi"/>
+                <w:rFonts w:asciiTheme="minorBidi" w:hAnsiTheme="minorBidi"/>
+                <w:sz w:val="20"/>
+                <w:szCs w:val="20"/>
               </w:rPr>
             </w:pPr>
           </w:p>
@@ -484,9 +573,10 @@
       <w:pPr>
         <w:spacing w:before="200" w:after="80"/>
         <w:rPr>
-          <w:rFonts w:asciiTheme="majorHAnsi" w:hAnsiTheme="majorHAnsi" w:cstheme="majorHAnsi"/>
+          <w:rFonts w:asciiTheme="minorBidi" w:hAnsiTheme="minorBidi"/>
           <w:b/>
-          <w:sz w:val="22"/>
+          <w:sz w:val="20"/>
+          <w:szCs w:val="20"/>
         </w:rPr>
       </w:pPr>
     </w:p>
@@ -494,14 +584,17 @@
       <w:pPr>
         <w:spacing w:before="200" w:after="80"/>
         <w:rPr>
-          <w:rFonts w:asciiTheme="majorHAnsi" w:hAnsiTheme="majorHAnsi" w:cstheme="majorHAnsi"/>
+          <w:rFonts w:asciiTheme="minorBidi" w:hAnsiTheme="minorBidi"/>
+          <w:sz w:val="20"/>
+          <w:szCs w:val="20"/>
         </w:rPr>
       </w:pPr>
       <w:r>
         <w:rPr>
-          <w:rFonts w:asciiTheme="majorHAnsi" w:hAnsiTheme="majorHAnsi" w:cstheme="majorHAnsi"/>
+          <w:rFonts w:asciiTheme="minorBidi" w:hAnsiTheme="minorBidi"/>
           <w:b/>
-          <w:sz w:val="22"/>
+          <w:sz w:val="20"/>
+          <w:szCs w:val="20"/>
         </w:rPr>
         <w:t>Main Function</w:t>
       </w:r>
@@ -524,27 +617,35 @@
           <w:p>
             <w:pPr>
               <w:rPr>
-                <w:rFonts w:asciiTheme="majorHAnsi" w:hAnsiTheme="majorHAnsi" w:cstheme="majorHAnsi"/>
+                <w:rFonts w:asciiTheme="minorBidi" w:hAnsiTheme="minorBidi"/>
+                <w:sz w:val="20"/>
+                <w:szCs w:val="20"/>
               </w:rPr>
             </w:pPr>
             <w:bookmarkStart w:id="7" w:name="mainFunction"/>
             <w:r>
               <w:rPr>
-                <w:rFonts w:asciiTheme="majorHAnsi" w:hAnsiTheme="majorHAnsi" w:cstheme="majorHAnsi"/>
+                <w:rFonts w:asciiTheme="minorBidi" w:hAnsiTheme="minorBidi"/>
+                <w:sz w:val="20"/>
+                <w:szCs w:val="20"/>
               </w:rPr>
               <w:t>«</w:t>
             </w:r>
             <w:proofErr w:type="spellStart"/>
             <w:r>
               <w:rPr>
-                <w:rFonts w:asciiTheme="majorHAnsi" w:hAnsiTheme="majorHAnsi" w:cstheme="majorHAnsi"/>
+                <w:rFonts w:asciiTheme="minorBidi" w:hAnsiTheme="minorBidi"/>
+                <w:sz w:val="20"/>
+                <w:szCs w:val="20"/>
               </w:rPr>
               <w:t>mainFunction</w:t>
             </w:r>
             <w:proofErr w:type="spellEnd"/>
             <w:r>
               <w:rPr>
-                <w:rFonts w:asciiTheme="majorHAnsi" w:hAnsiTheme="majorHAnsi" w:cstheme="majorHAnsi"/>
+                <w:rFonts w:asciiTheme="minorBidi" w:hAnsiTheme="minorBidi"/>
+                <w:sz w:val="20"/>
+                <w:szCs w:val="20"/>
               </w:rPr>
               <w:t>»</w:t>
             </w:r>
@@ -553,21 +654,27 @@
           <w:p>
             <w:pPr>
               <w:rPr>
-                <w:rFonts w:asciiTheme="majorHAnsi" w:hAnsiTheme="majorHAnsi" w:cstheme="majorHAnsi"/>
+                <w:rFonts w:asciiTheme="minorBidi" w:hAnsiTheme="minorBidi"/>
+                <w:sz w:val="20"/>
+                <w:szCs w:val="20"/>
               </w:rPr>
             </w:pPr>
           </w:p>
           <w:p>
             <w:pPr>
               <w:rPr>
-                <w:rFonts w:asciiTheme="majorHAnsi" w:hAnsiTheme="majorHAnsi" w:cstheme="majorHAnsi"/>
+                <w:rFonts w:asciiTheme="minorBidi" w:hAnsiTheme="minorBidi"/>
+                <w:sz w:val="20"/>
+                <w:szCs w:val="20"/>
               </w:rPr>
             </w:pPr>
           </w:p>
           <w:p>
             <w:pPr>
               <w:rPr>
-                <w:rFonts w:asciiTheme="majorHAnsi" w:hAnsiTheme="majorHAnsi" w:cstheme="majorHAnsi"/>
+                <w:rFonts w:asciiTheme="minorBidi" w:hAnsiTheme="minorBidi"/>
+                <w:sz w:val="20"/>
+                <w:szCs w:val="20"/>
               </w:rPr>
             </w:pPr>
           </w:p>
@@ -578,14 +685,17 @@
       <w:pPr>
         <w:spacing w:before="200" w:after="80"/>
         <w:rPr>
-          <w:rFonts w:asciiTheme="majorHAnsi" w:hAnsiTheme="majorHAnsi" w:cstheme="majorHAnsi"/>
+          <w:rFonts w:asciiTheme="minorBidi" w:hAnsiTheme="minorBidi"/>
+          <w:sz w:val="20"/>
+          <w:szCs w:val="20"/>
         </w:rPr>
       </w:pPr>
       <w:r>
         <w:rPr>
-          <w:rFonts w:asciiTheme="majorHAnsi" w:hAnsiTheme="majorHAnsi" w:cstheme="majorHAnsi"/>
+          <w:rFonts w:asciiTheme="minorBidi" w:hAnsiTheme="minorBidi"/>
           <w:b/>
-          <w:sz w:val="22"/>
+          <w:sz w:val="20"/>
+          <w:szCs w:val="20"/>
         </w:rPr>
         <w:t>Duties and Responsibilities</w:t>
       </w:r>
@@ -611,13 +721,17 @@
           <w:p>
             <w:pPr>
               <w:rPr>
-                <w:rFonts w:asciiTheme="majorHAnsi" w:hAnsiTheme="majorHAnsi" w:cstheme="majorHAnsi"/>
+                <w:rFonts w:asciiTheme="minorBidi" w:hAnsiTheme="minorBidi"/>
+                <w:sz w:val="20"/>
+                <w:szCs w:val="20"/>
               </w:rPr>
             </w:pPr>
             <w:bookmarkStart w:id="8" w:name="responsibilities"/>
             <w:r>
               <w:rPr>
-                <w:rFonts w:asciiTheme="majorHAnsi" w:hAnsiTheme="majorHAnsi" w:cstheme="majorHAnsi"/>
+                <w:rFonts w:asciiTheme="minorBidi" w:hAnsiTheme="minorBidi"/>
+                <w:sz w:val="20"/>
+                <w:szCs w:val="20"/>
               </w:rPr>
               <w:t>«responsibilities»</w:t>
             </w:r>
@@ -626,28 +740,36 @@
           <w:p>
             <w:pPr>
               <w:rPr>
-                <w:rFonts w:asciiTheme="majorHAnsi" w:hAnsiTheme="majorHAnsi" w:cstheme="majorHAnsi"/>
+                <w:rFonts w:asciiTheme="minorBidi" w:hAnsiTheme="minorBidi"/>
+                <w:sz w:val="20"/>
+                <w:szCs w:val="20"/>
               </w:rPr>
             </w:pPr>
           </w:p>
           <w:p>
             <w:pPr>
               <w:rPr>
-                <w:rFonts w:asciiTheme="majorHAnsi" w:hAnsiTheme="majorHAnsi" w:cstheme="majorHAnsi"/>
+                <w:rFonts w:asciiTheme="minorBidi" w:hAnsiTheme="minorBidi"/>
+                <w:sz w:val="20"/>
+                <w:szCs w:val="20"/>
               </w:rPr>
             </w:pPr>
           </w:p>
           <w:p>
             <w:pPr>
               <w:rPr>
-                <w:rFonts w:asciiTheme="majorHAnsi" w:hAnsiTheme="majorHAnsi" w:cstheme="majorHAnsi"/>
+                <w:rFonts w:asciiTheme="minorBidi" w:hAnsiTheme="minorBidi"/>
+                <w:sz w:val="20"/>
+                <w:szCs w:val="20"/>
               </w:rPr>
             </w:pPr>
           </w:p>
           <w:p>
             <w:pPr>
               <w:rPr>
-                <w:rFonts w:asciiTheme="majorHAnsi" w:hAnsiTheme="majorHAnsi" w:cstheme="majorHAnsi"/>
+                <w:rFonts w:asciiTheme="minorBidi" w:hAnsiTheme="minorBidi"/>
+                <w:sz w:val="20"/>
+                <w:szCs w:val="20"/>
               </w:rPr>
             </w:pPr>
           </w:p>
@@ -661,9 +783,10 @@
         </w:tabs>
         <w:spacing w:before="200" w:after="80"/>
         <w:rPr>
-          <w:rFonts w:asciiTheme="majorHAnsi" w:hAnsiTheme="majorHAnsi" w:cstheme="majorHAnsi"/>
+          <w:rFonts w:asciiTheme="minorBidi" w:hAnsiTheme="minorBidi"/>
           <w:b/>
-          <w:sz w:val="22"/>
+          <w:sz w:val="20"/>
+          <w:szCs w:val="20"/>
         </w:rPr>
       </w:pPr>
     </w:p>
@@ -674,22 +797,26 @@
         </w:tabs>
         <w:spacing w:before="200" w:after="80"/>
         <w:rPr>
-          <w:rFonts w:asciiTheme="majorHAnsi" w:hAnsiTheme="majorHAnsi" w:cstheme="majorHAnsi"/>
+          <w:rFonts w:asciiTheme="minorBidi" w:hAnsiTheme="minorBidi"/>
+          <w:sz w:val="20"/>
+          <w:szCs w:val="20"/>
         </w:rPr>
       </w:pPr>
       <w:r>
         <w:rPr>
-          <w:rFonts w:asciiTheme="majorHAnsi" w:hAnsiTheme="majorHAnsi" w:cstheme="majorHAnsi"/>
+          <w:rFonts w:asciiTheme="minorBidi" w:hAnsiTheme="minorBidi"/>
           <w:b/>
-          <w:sz w:val="22"/>
+          <w:sz w:val="20"/>
+          <w:szCs w:val="20"/>
         </w:rPr>
         <w:t>Additional Duties</w:t>
       </w:r>
       <w:r>
         <w:rPr>
-          <w:rFonts w:asciiTheme="majorHAnsi" w:hAnsiTheme="majorHAnsi" w:cstheme="majorHAnsi"/>
+          <w:rFonts w:asciiTheme="minorBidi" w:hAnsiTheme="minorBidi"/>
           <w:b/>
-          <w:sz w:val="22"/>
+          <w:sz w:val="20"/>
+          <w:szCs w:val="20"/>
         </w:rPr>
         <w:tab/>
       </w:r>
@@ -713,27 +840,35 @@
             <w:pPr>
               <w:spacing w:before="200" w:after="80"/>
               <w:rPr>
-                <w:rFonts w:asciiTheme="majorHAnsi" w:hAnsiTheme="majorHAnsi" w:cstheme="majorHAnsi"/>
+                <w:rFonts w:asciiTheme="minorBidi" w:hAnsiTheme="minorBidi"/>
+                <w:sz w:val="20"/>
+                <w:szCs w:val="20"/>
               </w:rPr>
             </w:pPr>
             <w:bookmarkStart w:id="9" w:name="additionalDuties"/>
             <w:r>
               <w:rPr>
-                <w:rFonts w:asciiTheme="majorHAnsi" w:hAnsiTheme="majorHAnsi" w:cstheme="majorHAnsi"/>
+                <w:rFonts w:asciiTheme="minorBidi" w:hAnsiTheme="minorBidi"/>
+                <w:sz w:val="20"/>
+                <w:szCs w:val="20"/>
               </w:rPr>
               <w:t>«</w:t>
             </w:r>
             <w:proofErr w:type="spellStart"/>
             <w:r>
               <w:rPr>
-                <w:rFonts w:asciiTheme="majorHAnsi" w:hAnsiTheme="majorHAnsi" w:cstheme="majorHAnsi"/>
+                <w:rFonts w:asciiTheme="minorBidi" w:hAnsiTheme="minorBidi"/>
+                <w:sz w:val="20"/>
+                <w:szCs w:val="20"/>
               </w:rPr>
               <w:t>additionalDuties</w:t>
             </w:r>
             <w:proofErr w:type="spellEnd"/>
             <w:r>
               <w:rPr>
-                <w:rFonts w:asciiTheme="majorHAnsi" w:hAnsiTheme="majorHAnsi" w:cstheme="majorHAnsi"/>
+                <w:rFonts w:asciiTheme="minorBidi" w:hAnsiTheme="minorBidi"/>
+                <w:sz w:val="20"/>
+                <w:szCs w:val="20"/>
               </w:rPr>
               <w:t>»</w:t>
             </w:r>
@@ -742,21 +877,27 @@
           <w:p>
             <w:pPr>
               <w:rPr>
-                <w:rFonts w:asciiTheme="majorHAnsi" w:hAnsiTheme="majorHAnsi" w:cstheme="majorHAnsi"/>
+                <w:rFonts w:asciiTheme="minorBidi" w:hAnsiTheme="minorBidi"/>
+                <w:sz w:val="20"/>
+                <w:szCs w:val="20"/>
               </w:rPr>
             </w:pPr>
           </w:p>
           <w:p>
             <w:pPr>
               <w:rPr>
-                <w:rFonts w:asciiTheme="majorHAnsi" w:hAnsiTheme="majorHAnsi" w:cstheme="majorHAnsi"/>
+                <w:rFonts w:asciiTheme="minorBidi" w:hAnsiTheme="minorBidi"/>
+                <w:sz w:val="20"/>
+                <w:szCs w:val="20"/>
               </w:rPr>
             </w:pPr>
           </w:p>
           <w:p>
             <w:pPr>
               <w:rPr>
-                <w:rFonts w:asciiTheme="majorHAnsi" w:hAnsiTheme="majorHAnsi" w:cstheme="majorHAnsi"/>
+                <w:rFonts w:asciiTheme="minorBidi" w:hAnsiTheme="minorBidi"/>
+                <w:sz w:val="20"/>
+                <w:szCs w:val="20"/>
               </w:rPr>
             </w:pPr>
           </w:p>
@@ -767,7 +908,9 @@
       <w:pPr>
         <w:spacing w:after="120"/>
         <w:rPr>
-          <w:rFonts w:asciiTheme="majorHAnsi" w:hAnsiTheme="majorHAnsi" w:cstheme="majorHAnsi"/>
+          <w:rFonts w:asciiTheme="minorBidi" w:hAnsiTheme="minorBidi"/>
+          <w:sz w:val="20"/>
+          <w:szCs w:val="20"/>
         </w:rPr>
       </w:pPr>
     </w:p>
@@ -775,14 +918,17 @@
       <w:pPr>
         <w:spacing w:before="200" w:after="80"/>
         <w:rPr>
-          <w:rFonts w:asciiTheme="majorHAnsi" w:hAnsiTheme="majorHAnsi" w:cstheme="majorHAnsi"/>
+          <w:rFonts w:asciiTheme="minorBidi" w:hAnsiTheme="minorBidi"/>
+          <w:sz w:val="20"/>
+          <w:szCs w:val="20"/>
         </w:rPr>
       </w:pPr>
       <w:r>
         <w:rPr>
-          <w:rFonts w:asciiTheme="majorHAnsi" w:hAnsiTheme="majorHAnsi" w:cstheme="majorHAnsi"/>
+          <w:rFonts w:asciiTheme="minorBidi" w:hAnsiTheme="minorBidi"/>
           <w:b/>
-          <w:sz w:val="22"/>
+          <w:sz w:val="20"/>
+          <w:szCs w:val="20"/>
         </w:rPr>
         <w:t>Communication</w:t>
       </w:r>
@@ -794,8 +940,8 @@
         <w:tblLook w:val="04A0" w:firstRow="1" w:lastRow="0" w:firstColumn="1" w:lastColumn="0" w:noHBand="0" w:noVBand="1"/>
       </w:tblPr>
       <w:tblGrid>
-        <w:gridCol w:w="3973"/>
-        <w:gridCol w:w="6611"/>
+        <w:gridCol w:w="3961"/>
+        <w:gridCol w:w="6623"/>
       </w:tblGrid>
       <w:tr>
         <w:tc>
@@ -806,13 +952,17 @@
           <w:p>
             <w:pPr>
               <w:rPr>
-                <w:rFonts w:asciiTheme="majorHAnsi" w:hAnsiTheme="majorHAnsi" w:cstheme="majorHAnsi"/>
+                <w:rFonts w:asciiTheme="minorBidi" w:hAnsiTheme="minorBidi"/>
+                <w:sz w:val="20"/>
+                <w:szCs w:val="20"/>
               </w:rPr>
             </w:pPr>
             <w:r>
               <w:rPr>
-                <w:rFonts w:asciiTheme="majorHAnsi" w:hAnsiTheme="majorHAnsi" w:cstheme="majorHAnsi"/>
+                <w:rFonts w:asciiTheme="minorBidi" w:hAnsiTheme="minorBidi"/>
                 <w:b/>
+                <w:sz w:val="20"/>
+                <w:szCs w:val="20"/>
               </w:rPr>
               <w:t>Internal:</w:t>
             </w:r>
@@ -825,27 +975,35 @@
           <w:p>
             <w:pPr>
               <w:rPr>
-                <w:rFonts w:asciiTheme="majorHAnsi" w:hAnsiTheme="majorHAnsi" w:cstheme="majorHAnsi"/>
+                <w:rFonts w:asciiTheme="minorBidi" w:hAnsiTheme="minorBidi"/>
+                <w:sz w:val="20"/>
+                <w:szCs w:val="20"/>
               </w:rPr>
             </w:pPr>
             <w:bookmarkStart w:id="10" w:name="internalCommunication"/>
             <w:r>
               <w:rPr>
-                <w:rFonts w:asciiTheme="majorHAnsi" w:hAnsiTheme="majorHAnsi" w:cstheme="majorHAnsi"/>
+                <w:rFonts w:asciiTheme="minorBidi" w:hAnsiTheme="minorBidi"/>
+                <w:sz w:val="20"/>
+                <w:szCs w:val="20"/>
               </w:rPr>
               <w:t>«</w:t>
             </w:r>
             <w:proofErr w:type="spellStart"/>
             <w:r>
               <w:rPr>
-                <w:rFonts w:asciiTheme="majorHAnsi" w:hAnsiTheme="majorHAnsi" w:cstheme="majorHAnsi"/>
+                <w:rFonts w:asciiTheme="minorBidi" w:hAnsiTheme="minorBidi"/>
+                <w:sz w:val="20"/>
+                <w:szCs w:val="20"/>
               </w:rPr>
               <w:t>internalCommunication</w:t>
             </w:r>
             <w:proofErr w:type="spellEnd"/>
             <w:r>
               <w:rPr>
-                <w:rFonts w:asciiTheme="majorHAnsi" w:hAnsiTheme="majorHAnsi" w:cstheme="majorHAnsi"/>
+                <w:rFonts w:asciiTheme="minorBidi" w:hAnsiTheme="minorBidi"/>
+                <w:sz w:val="20"/>
+                <w:szCs w:val="20"/>
               </w:rPr>
               <w:t>»</w:t>
             </w:r>
@@ -862,13 +1020,17 @@
           <w:p>
             <w:pPr>
               <w:rPr>
-                <w:rFonts w:asciiTheme="majorHAnsi" w:hAnsiTheme="majorHAnsi" w:cstheme="majorHAnsi"/>
+                <w:rFonts w:asciiTheme="minorBidi" w:hAnsiTheme="minorBidi"/>
+                <w:sz w:val="20"/>
+                <w:szCs w:val="20"/>
               </w:rPr>
             </w:pPr>
             <w:r>
               <w:rPr>
-                <w:rFonts w:asciiTheme="majorHAnsi" w:hAnsiTheme="majorHAnsi" w:cstheme="majorHAnsi"/>
+                <w:rFonts w:asciiTheme="minorBidi" w:hAnsiTheme="minorBidi"/>
                 <w:b/>
+                <w:sz w:val="20"/>
+                <w:szCs w:val="20"/>
               </w:rPr>
               <w:t>External:</w:t>
             </w:r>
@@ -881,27 +1043,35 @@
           <w:p>
             <w:pPr>
               <w:rPr>
-                <w:rFonts w:asciiTheme="majorHAnsi" w:hAnsiTheme="majorHAnsi" w:cstheme="majorHAnsi"/>
+                <w:rFonts w:asciiTheme="minorBidi" w:hAnsiTheme="minorBidi"/>
+                <w:sz w:val="20"/>
+                <w:szCs w:val="20"/>
               </w:rPr>
             </w:pPr>
             <w:bookmarkStart w:id="11" w:name="externalCommunication"/>
             <w:r>
               <w:rPr>
-                <w:rFonts w:asciiTheme="majorHAnsi" w:hAnsiTheme="majorHAnsi" w:cstheme="majorHAnsi"/>
+                <w:rFonts w:asciiTheme="minorBidi" w:hAnsiTheme="minorBidi"/>
+                <w:sz w:val="20"/>
+                <w:szCs w:val="20"/>
               </w:rPr>
               <w:t>«</w:t>
             </w:r>
             <w:proofErr w:type="spellStart"/>
             <w:r>
               <w:rPr>
-                <w:rFonts w:asciiTheme="majorHAnsi" w:hAnsiTheme="majorHAnsi" w:cstheme="majorHAnsi"/>
+                <w:rFonts w:asciiTheme="minorBidi" w:hAnsiTheme="minorBidi"/>
+                <w:sz w:val="20"/>
+                <w:szCs w:val="20"/>
               </w:rPr>
               <w:t>externalCommunication</w:t>
             </w:r>
             <w:proofErr w:type="spellEnd"/>
             <w:r>
               <w:rPr>
-                <w:rFonts w:asciiTheme="majorHAnsi" w:hAnsiTheme="majorHAnsi" w:cstheme="majorHAnsi"/>
+                <w:rFonts w:asciiTheme="minorBidi" w:hAnsiTheme="minorBidi"/>
+                <w:sz w:val="20"/>
+                <w:szCs w:val="20"/>
               </w:rPr>
               <w:t>»</w:t>
             </w:r>
@@ -914,14 +1084,17 @@
       <w:pPr>
         <w:spacing w:before="200" w:after="80"/>
         <w:rPr>
-          <w:rFonts w:asciiTheme="majorHAnsi" w:hAnsiTheme="majorHAnsi" w:cstheme="majorHAnsi"/>
+          <w:rFonts w:asciiTheme="minorBidi" w:hAnsiTheme="minorBidi"/>
+          <w:sz w:val="20"/>
+          <w:szCs w:val="20"/>
         </w:rPr>
       </w:pPr>
       <w:r>
         <w:rPr>
-          <w:rFonts w:asciiTheme="majorHAnsi" w:hAnsiTheme="majorHAnsi" w:cstheme="majorHAnsi"/>
+          <w:rFonts w:asciiTheme="minorBidi" w:hAnsiTheme="minorBidi"/>
           <w:b/>
-          <w:sz w:val="22"/>
+          <w:sz w:val="20"/>
+          <w:szCs w:val="20"/>
         </w:rPr>
         <w:t>Job Requirements</w:t>
       </w:r>
@@ -933,8 +1106,8 @@
         <w:tblLook w:val="04A0" w:firstRow="1" w:lastRow="0" w:firstColumn="1" w:lastColumn="0" w:noHBand="0" w:noVBand="1"/>
       </w:tblPr>
       <w:tblGrid>
-        <w:gridCol w:w="4102"/>
-        <w:gridCol w:w="6482"/>
+        <w:gridCol w:w="4121"/>
+        <w:gridCol w:w="6463"/>
       </w:tblGrid>
       <w:tr>
         <w:tc>
@@ -945,13 +1118,17 @@
           <w:p>
             <w:pPr>
               <w:rPr>
-                <w:rFonts w:asciiTheme="majorHAnsi" w:hAnsiTheme="majorHAnsi" w:cstheme="majorHAnsi"/>
+                <w:rFonts w:asciiTheme="minorBidi" w:hAnsiTheme="minorBidi"/>
+                <w:sz w:val="20"/>
+                <w:szCs w:val="20"/>
               </w:rPr>
             </w:pPr>
             <w:r>
               <w:rPr>
-                <w:rFonts w:asciiTheme="majorHAnsi" w:hAnsiTheme="majorHAnsi" w:cstheme="majorHAnsi"/>
+                <w:rFonts w:asciiTheme="minorBidi" w:hAnsiTheme="minorBidi"/>
                 <w:b/>
+                <w:sz w:val="20"/>
+                <w:szCs w:val="20"/>
               </w:rPr>
               <w:t>Education</w:t>
             </w:r>
@@ -964,13 +1141,17 @@
           <w:p>
             <w:pPr>
               <w:rPr>
-                <w:rFonts w:asciiTheme="majorHAnsi" w:hAnsiTheme="majorHAnsi" w:cstheme="majorHAnsi"/>
+                <w:rFonts w:asciiTheme="minorBidi" w:hAnsiTheme="minorBidi"/>
+                <w:sz w:val="20"/>
+                <w:szCs w:val="20"/>
               </w:rPr>
             </w:pPr>
             <w:bookmarkStart w:id="12" w:name="educationText"/>
             <w:r>
               <w:rPr>
-                <w:rFonts w:asciiTheme="majorHAnsi" w:hAnsiTheme="majorHAnsi" w:cstheme="majorHAnsi"/>
+                <w:rFonts w:asciiTheme="minorBidi" w:hAnsiTheme="minorBidi"/>
+                <w:sz w:val="20"/>
+                <w:szCs w:val="20"/>
               </w:rPr>
               <w:t>«education»</w:t>
             </w:r>
@@ -979,7 +1160,9 @@
           <w:p>
             <w:pPr>
               <w:rPr>
-                <w:rFonts w:asciiTheme="majorHAnsi" w:hAnsiTheme="majorHAnsi" w:cstheme="majorHAnsi"/>
+                <w:rFonts w:asciiTheme="minorBidi" w:hAnsiTheme="minorBidi"/>
+                <w:sz w:val="20"/>
+                <w:szCs w:val="20"/>
               </w:rPr>
             </w:pPr>
           </w:p>
@@ -994,13 +1177,17 @@
           <w:p>
             <w:pPr>
               <w:rPr>
-                <w:rFonts w:asciiTheme="majorHAnsi" w:hAnsiTheme="majorHAnsi" w:cstheme="majorHAnsi"/>
+                <w:rFonts w:asciiTheme="minorBidi" w:hAnsiTheme="minorBidi"/>
+                <w:sz w:val="20"/>
+                <w:szCs w:val="20"/>
               </w:rPr>
             </w:pPr>
             <w:r>
               <w:rPr>
-                <w:rFonts w:asciiTheme="majorHAnsi" w:hAnsiTheme="majorHAnsi" w:cstheme="majorHAnsi"/>
+                <w:rFonts w:asciiTheme="minorBidi" w:hAnsiTheme="minorBidi"/>
                 <w:b/>
+                <w:sz w:val="20"/>
+                <w:szCs w:val="20"/>
               </w:rPr>
               <w:t>Experience</w:t>
             </w:r>
@@ -1013,13 +1200,17 @@
           <w:p>
             <w:pPr>
               <w:rPr>
-                <w:rFonts w:asciiTheme="majorHAnsi" w:hAnsiTheme="majorHAnsi" w:cstheme="majorHAnsi"/>
+                <w:rFonts w:asciiTheme="minorBidi" w:hAnsiTheme="minorBidi"/>
+                <w:sz w:val="20"/>
+                <w:szCs w:val="20"/>
               </w:rPr>
             </w:pPr>
             <w:bookmarkStart w:id="13" w:name="experience"/>
             <w:r>
               <w:rPr>
-                <w:rFonts w:asciiTheme="majorHAnsi" w:hAnsiTheme="majorHAnsi" w:cstheme="majorHAnsi"/>
+                <w:rFonts w:asciiTheme="minorBidi" w:hAnsiTheme="minorBidi"/>
+                <w:sz w:val="20"/>
+                <w:szCs w:val="20"/>
               </w:rPr>
               <w:t>«experience»</w:t>
             </w:r>
@@ -1028,7 +1219,9 @@
           <w:p>
             <w:pPr>
               <w:rPr>
-                <w:rFonts w:asciiTheme="majorHAnsi" w:hAnsiTheme="majorHAnsi" w:cstheme="majorHAnsi"/>
+                <w:rFonts w:asciiTheme="minorBidi" w:hAnsiTheme="minorBidi"/>
+                <w:sz w:val="20"/>
+                <w:szCs w:val="20"/>
               </w:rPr>
             </w:pPr>
           </w:p>
@@ -1043,13 +1236,17 @@
           <w:p>
             <w:pPr>
               <w:rPr>
-                <w:rFonts w:asciiTheme="majorHAnsi" w:hAnsiTheme="majorHAnsi" w:cstheme="majorHAnsi"/>
+                <w:rFonts w:asciiTheme="minorBidi" w:hAnsiTheme="minorBidi"/>
+                <w:sz w:val="20"/>
+                <w:szCs w:val="20"/>
               </w:rPr>
             </w:pPr>
             <w:r>
               <w:rPr>
-                <w:rFonts w:asciiTheme="majorHAnsi" w:hAnsiTheme="majorHAnsi" w:cstheme="majorHAnsi"/>
+                <w:rFonts w:asciiTheme="minorBidi" w:hAnsiTheme="minorBidi"/>
                 <w:b/>
+                <w:sz w:val="20"/>
+                <w:szCs w:val="20"/>
               </w:rPr>
               <w:t>Knowledge</w:t>
             </w:r>
@@ -1062,13 +1259,17 @@
           <w:p>
             <w:pPr>
               <w:rPr>
-                <w:rFonts w:asciiTheme="majorHAnsi" w:hAnsiTheme="majorHAnsi" w:cstheme="majorHAnsi"/>
+                <w:rFonts w:asciiTheme="minorBidi" w:hAnsiTheme="minorBidi"/>
+                <w:sz w:val="20"/>
+                <w:szCs w:val="20"/>
               </w:rPr>
             </w:pPr>
             <w:bookmarkStart w:id="14" w:name="knowledge"/>
             <w:r>
               <w:rPr>
-                <w:rFonts w:asciiTheme="majorHAnsi" w:hAnsiTheme="majorHAnsi" w:cstheme="majorHAnsi"/>
+                <w:rFonts w:asciiTheme="minorBidi" w:hAnsiTheme="minorBidi"/>
+                <w:sz w:val="20"/>
+                <w:szCs w:val="20"/>
               </w:rPr>
               <w:t>«knowledge»</w:t>
             </w:r>
@@ -1077,7 +1278,9 @@
           <w:p>
             <w:pPr>
               <w:rPr>
-                <w:rFonts w:asciiTheme="majorHAnsi" w:hAnsiTheme="majorHAnsi" w:cstheme="majorHAnsi"/>
+                <w:rFonts w:asciiTheme="minorBidi" w:hAnsiTheme="minorBidi"/>
+                <w:sz w:val="20"/>
+                <w:szCs w:val="20"/>
               </w:rPr>
             </w:pPr>
           </w:p>
@@ -1092,13 +1295,17 @@
           <w:p>
             <w:pPr>
               <w:rPr>
-                <w:rFonts w:asciiTheme="majorHAnsi" w:hAnsiTheme="majorHAnsi" w:cstheme="majorHAnsi"/>
+                <w:rFonts w:asciiTheme="minorBidi" w:hAnsiTheme="minorBidi"/>
+                <w:sz w:val="20"/>
+                <w:szCs w:val="20"/>
               </w:rPr>
             </w:pPr>
             <w:r>
               <w:rPr>
-                <w:rFonts w:asciiTheme="majorHAnsi" w:hAnsiTheme="majorHAnsi" w:cstheme="majorHAnsi"/>
+                <w:rFonts w:asciiTheme="minorBidi" w:hAnsiTheme="minorBidi"/>
                 <w:b/>
+                <w:sz w:val="20"/>
+                <w:szCs w:val="20"/>
               </w:rPr>
               <w:t>Skills</w:t>
             </w:r>
@@ -1111,13 +1318,17 @@
           <w:p>
             <w:pPr>
               <w:rPr>
-                <w:rFonts w:asciiTheme="majorHAnsi" w:hAnsiTheme="majorHAnsi" w:cstheme="majorHAnsi"/>
+                <w:rFonts w:asciiTheme="minorBidi" w:hAnsiTheme="minorBidi"/>
+                <w:sz w:val="20"/>
+                <w:szCs w:val="20"/>
               </w:rPr>
             </w:pPr>
             <w:bookmarkStart w:id="15" w:name="skills"/>
             <w:r>
               <w:rPr>
-                <w:rFonts w:asciiTheme="majorHAnsi" w:hAnsiTheme="majorHAnsi" w:cstheme="majorHAnsi"/>
+                <w:rFonts w:asciiTheme="minorBidi" w:hAnsiTheme="minorBidi"/>
+                <w:sz w:val="20"/>
+                <w:szCs w:val="20"/>
               </w:rPr>
               <w:t>«skills»</w:t>
             </w:r>
@@ -1126,7 +1337,9 @@
           <w:p>
             <w:pPr>
               <w:rPr>
-                <w:rFonts w:asciiTheme="majorHAnsi" w:hAnsiTheme="majorHAnsi" w:cstheme="majorHAnsi"/>
+                <w:rFonts w:asciiTheme="minorBidi" w:hAnsiTheme="minorBidi"/>
+                <w:sz w:val="20"/>
+                <w:szCs w:val="20"/>
               </w:rPr>
             </w:pPr>
           </w:p>
@@ -1137,14 +1350,17 @@
       <w:pPr>
         <w:spacing w:before="200" w:after="80"/>
         <w:rPr>
-          <w:rFonts w:asciiTheme="majorHAnsi" w:hAnsiTheme="majorHAnsi" w:cstheme="majorHAnsi"/>
+          <w:rFonts w:asciiTheme="minorBidi" w:hAnsiTheme="minorBidi"/>
+          <w:sz w:val="20"/>
+          <w:szCs w:val="20"/>
         </w:rPr>
       </w:pPr>
       <w:r>
         <w:rPr>
-          <w:rFonts w:asciiTheme="majorHAnsi" w:hAnsiTheme="majorHAnsi" w:cstheme="majorHAnsi"/>
+          <w:rFonts w:asciiTheme="minorBidi" w:hAnsiTheme="minorBidi"/>
           <w:b/>
-          <w:sz w:val="22"/>
+          <w:sz w:val="20"/>
+          <w:szCs w:val="20"/>
         </w:rPr>
         <w:t>Performance Indicators</w:t>
       </w:r>
@@ -1167,27 +1383,35 @@
           <w:p>
             <w:pPr>
               <w:rPr>
-                <w:rFonts w:asciiTheme="majorHAnsi" w:hAnsiTheme="majorHAnsi" w:cstheme="majorHAnsi"/>
+                <w:rFonts w:asciiTheme="minorBidi" w:hAnsiTheme="minorBidi"/>
+                <w:sz w:val="20"/>
+                <w:szCs w:val="20"/>
               </w:rPr>
             </w:pPr>
             <w:bookmarkStart w:id="16" w:name="performanceIndicators"/>
             <w:r>
               <w:rPr>
-                <w:rFonts w:asciiTheme="majorHAnsi" w:hAnsiTheme="majorHAnsi" w:cstheme="majorHAnsi"/>
+                <w:rFonts w:asciiTheme="minorBidi" w:hAnsiTheme="minorBidi"/>
+                <w:sz w:val="20"/>
+                <w:szCs w:val="20"/>
               </w:rPr>
               <w:t>«</w:t>
             </w:r>
             <w:proofErr w:type="spellStart"/>
             <w:r>
               <w:rPr>
-                <w:rFonts w:asciiTheme="majorHAnsi" w:hAnsiTheme="majorHAnsi" w:cstheme="majorHAnsi"/>
+                <w:rFonts w:asciiTheme="minorBidi" w:hAnsiTheme="minorBidi"/>
+                <w:sz w:val="20"/>
+                <w:szCs w:val="20"/>
               </w:rPr>
               <w:t>performanceIndicators</w:t>
             </w:r>
             <w:proofErr w:type="spellEnd"/>
             <w:r>
               <w:rPr>
-                <w:rFonts w:asciiTheme="majorHAnsi" w:hAnsiTheme="majorHAnsi" w:cstheme="majorHAnsi"/>
+                <w:rFonts w:asciiTheme="minorBidi" w:hAnsiTheme="minorBidi"/>
+                <w:sz w:val="20"/>
+                <w:szCs w:val="20"/>
               </w:rPr>
               <w:t>»</w:t>
             </w:r>
@@ -1196,21 +1420,27 @@
           <w:p>
             <w:pPr>
               <w:rPr>
-                <w:rFonts w:asciiTheme="majorHAnsi" w:hAnsiTheme="majorHAnsi" w:cstheme="majorHAnsi"/>
+                <w:rFonts w:asciiTheme="minorBidi" w:hAnsiTheme="minorBidi"/>
+                <w:sz w:val="20"/>
+                <w:szCs w:val="20"/>
               </w:rPr>
             </w:pPr>
           </w:p>
           <w:p>
             <w:pPr>
               <w:rPr>
-                <w:rFonts w:asciiTheme="majorHAnsi" w:hAnsiTheme="majorHAnsi" w:cstheme="majorHAnsi"/>
+                <w:rFonts w:asciiTheme="minorBidi" w:hAnsiTheme="minorBidi"/>
+                <w:sz w:val="20"/>
+                <w:szCs w:val="20"/>
               </w:rPr>
             </w:pPr>
           </w:p>
           <w:p>
             <w:pPr>
               <w:rPr>
-                <w:rFonts w:asciiTheme="majorHAnsi" w:hAnsiTheme="majorHAnsi" w:cstheme="majorHAnsi"/>
+                <w:rFonts w:asciiTheme="minorBidi" w:hAnsiTheme="minorBidi"/>
+                <w:sz w:val="20"/>
+                <w:szCs w:val="20"/>
               </w:rPr>
             </w:pPr>
           </w:p>
@@ -1220,7 +1450,9 @@
     <w:p>
       <w:pPr>
         <w:rPr>
-          <w:rFonts w:asciiTheme="majorHAnsi" w:hAnsiTheme="majorHAnsi" w:cstheme="majorHAnsi"/>
+          <w:rFonts w:asciiTheme="minorBidi" w:hAnsiTheme="minorBidi"/>
+          <w:sz w:val="20"/>
+          <w:szCs w:val="20"/>
         </w:rPr>
       </w:pPr>
     </w:p>
